--- a/DNS_EDA_Report.docx
+++ b/DNS_EDA_Report.docx
@@ -15,7 +15,7 @@
         <w:pStyle w:val="Heading2"/>
       </w:pPr>
       <w:r>
-        <w:t>Title of this Plot</w:t>
+        <w:t>Distribution of Suspicious DNS Queries</w:t>
       </w:r>
     </w:p>
     <w:p>
@@ -59,7 +59,7 @@
         <w:pStyle w:val="Heading2"/>
       </w:pPr>
       <w:r>
-        <w:t>Title of this Plot</w:t>
+        <w:t>Distribution of Malicious DNS Queries</w:t>
       </w:r>
     </w:p>
     <w:p>
@@ -103,7 +103,7 @@
         <w:pStyle w:val="Heading2"/>
       </w:pPr>
       <w:r>
-        <w:t>Title of this Plot</w:t>
+        <w:t>Top 10 Most Queried Domains</w:t>
       </w:r>
     </w:p>
     <w:p>
@@ -147,7 +147,7 @@
         <w:pStyle w:val="Heading2"/>
       </w:pPr>
       <w:r>
-        <w:t>Title of this Plot</w:t>
+        <w:t>Top 10 Source IPs</w:t>
       </w:r>
     </w:p>
     <w:p>
@@ -191,7 +191,7 @@
         <w:pStyle w:val="Heading2"/>
       </w:pPr>
       <w:r>
-        <w:t>Title of this Plot</w:t>
+        <w:t>Distribution of DNS Query Types</w:t>
       </w:r>
     </w:p>
     <w:p>
@@ -235,7 +235,7 @@
         <w:pStyle w:val="Heading2"/>
       </w:pPr>
       <w:r>
-        <w:t>Title of this Plot</w:t>
+        <w:t>Distribution of DNS Response Codes</w:t>
       </w:r>
     </w:p>
     <w:p>
@@ -279,7 +279,7 @@
         <w:pStyle w:val="Heading2"/>
       </w:pPr>
       <w:r>
-        <w:t>Title of this Plot</w:t>
+        <w:t>Distribution of DnsAnswerTTL</w:t>
       </w:r>
     </w:p>
     <w:p>
@@ -323,7 +323,7 @@
         <w:pStyle w:val="Heading2"/>
       </w:pPr>
       <w:r>
-        <w:t>Title of this Plot</w:t>
+        <w:t>Boxplot of NumberOfAnswers</w:t>
       </w:r>
     </w:p>
     <w:p>
@@ -367,7 +367,7 @@
         <w:pStyle w:val="Heading2"/>
       </w:pPr>
       <w:r>
-        <w:t>Title of this Plot</w:t>
+        <w:t>Frequency of DNS Query Types</w:t>
       </w:r>
     </w:p>
     <w:p>
@@ -411,7 +411,7 @@
         <w:pStyle w:val="Heading2"/>
       </w:pPr>
       <w:r>
-        <w:t>Title of this Plot</w:t>
+        <w:t>Frequency of DNS Response Codes</w:t>
       </w:r>
     </w:p>
     <w:p>
@@ -455,7 +455,7 @@
         <w:pStyle w:val="Heading2"/>
       </w:pPr>
       <w:r>
-        <w:t>Title of this Plot</w:t>
+        <w:t>DNS Query Type vs. Malicious Label (evil)</w:t>
       </w:r>
     </w:p>
     <w:p>
@@ -499,7 +499,7 @@
         <w:pStyle w:val="Heading2"/>
       </w:pPr>
       <w:r>
-        <w:t>Title of this Plot</w:t>
+        <w:t>Number of Answers by Malicious Label (evil)</w:t>
       </w:r>
     </w:p>
     <w:p>
@@ -543,7 +543,7 @@
         <w:pStyle w:val="Heading2"/>
       </w:pPr>
       <w:r>
-        <w:t>Title of this Plot</w:t>
+        <w:t>TTL Distribution by Suspicious Label (sus)</w:t>
       </w:r>
     </w:p>
     <w:p>
@@ -587,7 +587,7 @@
         <w:pStyle w:val="Heading2"/>
       </w:pPr>
       <w:r>
-        <w:t>Title of this Plot</w:t>
+        <w:t>Feature Correlation with 'evil' and 'sus'</w:t>
       </w:r>
     </w:p>
     <w:p>
@@ -631,14 +631,14 @@
         <w:pStyle w:val="Heading2"/>
       </w:pPr>
       <w:r>
-        <w:t>Title of this Plot</w:t>
+        <w:t>Correlation Heatmap for All Features</w:t>
       </w:r>
     </w:p>
     <w:p>
       <w:r>
         <w:drawing>
           <wp:inline xmlns:a="http://schemas.openxmlformats.org/drawingml/2006/main" xmlns:pic="http://schemas.openxmlformats.org/drawingml/2006/picture">
-            <wp:extent cx="5486400" cy="3418210"/>
+            <wp:extent cx="5486400" cy="4148051"/>
             <wp:docPr id="15" name="Picture 15"/>
             <wp:cNvGraphicFramePr>
               <a:graphicFrameLocks noChangeAspect="1"/>
@@ -659,7 +659,7 @@
                   <pic:spPr>
                     <a:xfrm>
                       <a:off x="0" y="0"/>
-                      <a:ext cx="5486400" cy="3418210"/>
+                      <a:ext cx="5486400" cy="4148051"/>
                     </a:xfrm>
                     <a:prstGeom prst="rect"/>
                   </pic:spPr>
@@ -675,14 +675,14 @@
         <w:pStyle w:val="Heading2"/>
       </w:pPr>
       <w:r>
-        <w:t>Title of this Plot</w:t>
+        <w:t>Bubble Plot: TTL vs Number of Answers</w:t>
       </w:r>
     </w:p>
     <w:p>
       <w:r>
         <w:drawing>
           <wp:inline xmlns:a="http://schemas.openxmlformats.org/drawingml/2006/main" xmlns:pic="http://schemas.openxmlformats.org/drawingml/2006/picture">
-            <wp:extent cx="5486400" cy="3418210"/>
+            <wp:extent cx="5486400" cy="4148051"/>
             <wp:docPr id="16" name="Picture 16"/>
             <wp:cNvGraphicFramePr>
               <a:graphicFrameLocks noChangeAspect="1"/>
@@ -691,11 +691,11 @@
               <a:graphicData uri="http://schemas.openxmlformats.org/drawingml/2006/picture">
                 <pic:pic>
                   <pic:nvPicPr>
-                    <pic:cNvPr id="0" name="figure_16.png"/>
+                    <pic:cNvPr id="0" name="figure_15.png"/>
                     <pic:cNvPicPr/>
                   </pic:nvPicPr>
                   <pic:blipFill>
-                    <a:blip r:embed="rId24"/>
+                    <a:blip r:embed="rId23"/>
                     <a:stretch>
                       <a:fillRect/>
                     </a:stretch>
@@ -703,7 +703,7 @@
                   <pic:spPr>
                     <a:xfrm>
                       <a:off x="0" y="0"/>
-                      <a:ext cx="5486400" cy="3418210"/>
+                      <a:ext cx="5486400" cy="4148051"/>
                     </a:xfrm>
                     <a:prstGeom prst="rect"/>
                   </pic:spPr>
@@ -719,14 +719,14 @@
         <w:pStyle w:val="Heading2"/>
       </w:pPr>
       <w:r>
-        <w:t>Title of this Plot</w:t>
+        <w:t>Projection onto First Principal Component</w:t>
       </w:r>
     </w:p>
     <w:p>
       <w:r>
         <w:drawing>
           <wp:inline xmlns:a="http://schemas.openxmlformats.org/drawingml/2006/main" xmlns:pic="http://schemas.openxmlformats.org/drawingml/2006/picture">
-            <wp:extent cx="5486400" cy="3416060"/>
+            <wp:extent cx="5486400" cy="4148051"/>
             <wp:docPr id="17" name="Picture 17"/>
             <wp:cNvGraphicFramePr>
               <a:graphicFrameLocks noChangeAspect="1"/>
@@ -735,11 +735,11 @@
               <a:graphicData uri="http://schemas.openxmlformats.org/drawingml/2006/picture">
                 <pic:pic>
                   <pic:nvPicPr>
-                    <pic:cNvPr id="0" name="figure_17.png"/>
+                    <pic:cNvPr id="0" name="figure_15.png"/>
                     <pic:cNvPicPr/>
                   </pic:nvPicPr>
                   <pic:blipFill>
-                    <a:blip r:embed="rId25"/>
+                    <a:blip r:embed="rId23"/>
                     <a:stretch>
                       <a:fillRect/>
                     </a:stretch>
@@ -747,7 +747,7 @@
                   <pic:spPr>
                     <a:xfrm>
                       <a:off x="0" y="0"/>
-                      <a:ext cx="5486400" cy="3416060"/>
+                      <a:ext cx="5486400" cy="4148051"/>
                     </a:xfrm>
                     <a:prstGeom prst="rect"/>
                   </pic:spPr>
@@ -763,14 +763,14 @@
         <w:pStyle w:val="Heading2"/>
       </w:pPr>
       <w:r>
-        <w:t>Title of this Plot</w:t>
+        <w:t>Data projected onto First Two Principal Components</w:t>
       </w:r>
     </w:p>
     <w:p>
       <w:r>
         <w:drawing>
           <wp:inline xmlns:a="http://schemas.openxmlformats.org/drawingml/2006/main" xmlns:pic="http://schemas.openxmlformats.org/drawingml/2006/picture">
-            <wp:extent cx="5486400" cy="3418210"/>
+            <wp:extent cx="5486400" cy="4148051"/>
             <wp:docPr id="18" name="Picture 18"/>
             <wp:cNvGraphicFramePr>
               <a:graphicFrameLocks noChangeAspect="1"/>
@@ -779,11 +779,11 @@
               <a:graphicData uri="http://schemas.openxmlformats.org/drawingml/2006/picture">
                 <pic:pic>
                   <pic:nvPicPr>
-                    <pic:cNvPr id="0" name="figure_18.png"/>
+                    <pic:cNvPr id="0" name="figure_15.png"/>
                     <pic:cNvPicPr/>
                   </pic:nvPicPr>
                   <pic:blipFill>
-                    <a:blip r:embed="rId26"/>
+                    <a:blip r:embed="rId23"/>
                     <a:stretch>
                       <a:fillRect/>
                     </a:stretch>
@@ -791,7 +791,7 @@
                   <pic:spPr>
                     <a:xfrm>
                       <a:off x="0" y="0"/>
-                      <a:ext cx="5486400" cy="3418210"/>
+                      <a:ext cx="5486400" cy="4148051"/>
                     </a:xfrm>
                     <a:prstGeom prst="rect"/>
                   </pic:spPr>
@@ -807,14 +807,14 @@
         <w:pStyle w:val="Heading2"/>
       </w:pPr>
       <w:r>
-        <w:t>Title of this Plot</w:t>
+        <w:t>Linear Regression: True vs Predicted evil</w:t>
       </w:r>
     </w:p>
     <w:p>
       <w:r>
         <w:drawing>
           <wp:inline xmlns:a="http://schemas.openxmlformats.org/drawingml/2006/main" xmlns:pic="http://schemas.openxmlformats.org/drawingml/2006/picture">
-            <wp:extent cx="5486400" cy="3418210"/>
+            <wp:extent cx="5486400" cy="4148051"/>
             <wp:docPr id="19" name="Picture 19"/>
             <wp:cNvGraphicFramePr>
               <a:graphicFrameLocks noChangeAspect="1"/>
@@ -823,11 +823,11 @@
               <a:graphicData uri="http://schemas.openxmlformats.org/drawingml/2006/picture">
                 <pic:pic>
                   <pic:nvPicPr>
-                    <pic:cNvPr id="0" name="figure_19.png"/>
+                    <pic:cNvPr id="0" name="figure_15.png"/>
                     <pic:cNvPicPr/>
                   </pic:nvPicPr>
                   <pic:blipFill>
-                    <a:blip r:embed="rId27"/>
+                    <a:blip r:embed="rId23"/>
                     <a:stretch>
                       <a:fillRect/>
                     </a:stretch>
@@ -835,7 +835,7 @@
                   <pic:spPr>
                     <a:xfrm>
                       <a:off x="0" y="0"/>
-                      <a:ext cx="5486400" cy="3418210"/>
+                      <a:ext cx="5486400" cy="4148051"/>
                     </a:xfrm>
                     <a:prstGeom prst="rect"/>
                   </pic:spPr>
@@ -851,14 +851,14 @@
         <w:pStyle w:val="Heading2"/>
       </w:pPr>
       <w:r>
-        <w:t>Title of this Plot</w:t>
+        <w:t>Boxplot for Action Taken</w:t>
       </w:r>
     </w:p>
     <w:p>
       <w:r>
         <w:drawing>
           <wp:inline xmlns:a="http://schemas.openxmlformats.org/drawingml/2006/main" xmlns:pic="http://schemas.openxmlformats.org/drawingml/2006/picture">
-            <wp:extent cx="5486400" cy="3416060"/>
+            <wp:extent cx="5486400" cy="4148051"/>
             <wp:docPr id="20" name="Picture 20"/>
             <wp:cNvGraphicFramePr>
               <a:graphicFrameLocks noChangeAspect="1"/>
@@ -867,11 +867,11 @@
               <a:graphicData uri="http://schemas.openxmlformats.org/drawingml/2006/picture">
                 <pic:pic>
                   <pic:nvPicPr>
-                    <pic:cNvPr id="0" name="figure_20.png"/>
+                    <pic:cNvPr id="0" name="figure_15.png"/>
                     <pic:cNvPicPr/>
                   </pic:nvPicPr>
                   <pic:blipFill>
-                    <a:blip r:embed="rId28"/>
+                    <a:blip r:embed="rId23"/>
                     <a:stretch>
                       <a:fillRect/>
                     </a:stretch>
@@ -879,7 +879,7 @@
                   <pic:spPr>
                     <a:xfrm>
                       <a:off x="0" y="0"/>
-                      <a:ext cx="5486400" cy="3416060"/>
+                      <a:ext cx="5486400" cy="4148051"/>
                     </a:xfrm>
                     <a:prstGeom prst="rect"/>
                   </pic:spPr>
@@ -895,14 +895,14 @@
         <w:pStyle w:val="Heading2"/>
       </w:pPr>
       <w:r>
-        <w:t>Title of this Plot</w:t>
+        <w:t>Boxplot for Alerts/Warnings</w:t>
       </w:r>
     </w:p>
     <w:p>
       <w:r>
         <w:drawing>
           <wp:inline xmlns:a="http://schemas.openxmlformats.org/drawingml/2006/main" xmlns:pic="http://schemas.openxmlformats.org/drawingml/2006/picture">
-            <wp:extent cx="5486400" cy="3416060"/>
+            <wp:extent cx="5486400" cy="4148051"/>
             <wp:docPr id="21" name="Picture 21"/>
             <wp:cNvGraphicFramePr>
               <a:graphicFrameLocks noChangeAspect="1"/>
@@ -911,11 +911,11 @@
               <a:graphicData uri="http://schemas.openxmlformats.org/drawingml/2006/picture">
                 <pic:pic>
                   <pic:nvPicPr>
-                    <pic:cNvPr id="0" name="figure_21.png"/>
+                    <pic:cNvPr id="0" name="figure_15.png"/>
                     <pic:cNvPicPr/>
                   </pic:nvPicPr>
                   <pic:blipFill>
-                    <a:blip r:embed="rId29"/>
+                    <a:blip r:embed="rId23"/>
                     <a:stretch>
                       <a:fillRect/>
                     </a:stretch>
@@ -923,7 +923,7 @@
                   <pic:spPr>
                     <a:xfrm>
                       <a:off x="0" y="0"/>
-                      <a:ext cx="5486400" cy="3416060"/>
+                      <a:ext cx="5486400" cy="4148051"/>
                     </a:xfrm>
                     <a:prstGeom prst="rect"/>
                   </pic:spPr>
@@ -939,14 +939,14 @@
         <w:pStyle w:val="Heading2"/>
       </w:pPr>
       <w:r>
-        <w:t>Title of this Plot</w:t>
+        <w:t>Boxplot for Anomaly Scores</w:t>
       </w:r>
     </w:p>
     <w:p>
       <w:r>
         <w:drawing>
           <wp:inline xmlns:a="http://schemas.openxmlformats.org/drawingml/2006/main" xmlns:pic="http://schemas.openxmlformats.org/drawingml/2006/picture">
-            <wp:extent cx="5486400" cy="3416060"/>
+            <wp:extent cx="5486400" cy="4148051"/>
             <wp:docPr id="22" name="Picture 22"/>
             <wp:cNvGraphicFramePr>
               <a:graphicFrameLocks noChangeAspect="1"/>
@@ -955,11 +955,11 @@
               <a:graphicData uri="http://schemas.openxmlformats.org/drawingml/2006/picture">
                 <pic:pic>
                   <pic:nvPicPr>
-                    <pic:cNvPr id="0" name="figure_22.png"/>
+                    <pic:cNvPr id="0" name="figure_15.png"/>
                     <pic:cNvPicPr/>
                   </pic:nvPicPr>
                   <pic:blipFill>
-                    <a:blip r:embed="rId30"/>
+                    <a:blip r:embed="rId23"/>
                     <a:stretch>
                       <a:fillRect/>
                     </a:stretch>
@@ -967,7 +967,7 @@
                   <pic:spPr>
                     <a:xfrm>
                       <a:off x="0" y="0"/>
-                      <a:ext cx="5486400" cy="3416060"/>
+                      <a:ext cx="5486400" cy="4148051"/>
                     </a:xfrm>
                     <a:prstGeom prst="rect"/>
                   </pic:spPr>
@@ -983,14 +983,14 @@
         <w:pStyle w:val="Heading2"/>
       </w:pPr>
       <w:r>
-        <w:t>Title of this Plot</w:t>
+        <w:t>Boxplot for Attack Signature</w:t>
       </w:r>
     </w:p>
     <w:p>
       <w:r>
         <w:drawing>
           <wp:inline xmlns:a="http://schemas.openxmlformats.org/drawingml/2006/main" xmlns:pic="http://schemas.openxmlformats.org/drawingml/2006/picture">
-            <wp:extent cx="5486400" cy="3418210"/>
+            <wp:extent cx="5486400" cy="4148051"/>
             <wp:docPr id="23" name="Picture 23"/>
             <wp:cNvGraphicFramePr>
               <a:graphicFrameLocks noChangeAspect="1"/>
@@ -999,11 +999,11 @@
               <a:graphicData uri="http://schemas.openxmlformats.org/drawingml/2006/picture">
                 <pic:pic>
                   <pic:nvPicPr>
-                    <pic:cNvPr id="0" name="figure_23.png"/>
+                    <pic:cNvPr id="0" name="figure_15.png"/>
                     <pic:cNvPicPr/>
                   </pic:nvPicPr>
                   <pic:blipFill>
-                    <a:blip r:embed="rId31"/>
+                    <a:blip r:embed="rId23"/>
                     <a:stretch>
                       <a:fillRect/>
                     </a:stretch>
@@ -1011,7 +1011,7 @@
                   <pic:spPr>
                     <a:xfrm>
                       <a:off x="0" y="0"/>
-                      <a:ext cx="5486400" cy="3418210"/>
+                      <a:ext cx="5486400" cy="4148051"/>
                     </a:xfrm>
                     <a:prstGeom prst="rect"/>
                   </pic:spPr>
@@ -1027,14 +1027,14 @@
         <w:pStyle w:val="Heading2"/>
       </w:pPr>
       <w:r>
-        <w:t>Title of this Plot</w:t>
+        <w:t>Boxplot for Attack Type</w:t>
       </w:r>
     </w:p>
     <w:p>
       <w:r>
         <w:drawing>
           <wp:inline xmlns:a="http://schemas.openxmlformats.org/drawingml/2006/main" xmlns:pic="http://schemas.openxmlformats.org/drawingml/2006/picture">
-            <wp:extent cx="5486400" cy="3418210"/>
+            <wp:extent cx="5486400" cy="4148051"/>
             <wp:docPr id="24" name="Picture 24"/>
             <wp:cNvGraphicFramePr>
               <a:graphicFrameLocks noChangeAspect="1"/>
@@ -1043,11 +1043,11 @@
               <a:graphicData uri="http://schemas.openxmlformats.org/drawingml/2006/picture">
                 <pic:pic>
                   <pic:nvPicPr>
-                    <pic:cNvPr id="0" name="figure_24.png"/>
+                    <pic:cNvPr id="0" name="figure_15.png"/>
                     <pic:cNvPicPr/>
                   </pic:nvPicPr>
                   <pic:blipFill>
-                    <a:blip r:embed="rId32"/>
+                    <a:blip r:embed="rId23"/>
                     <a:stretch>
                       <a:fillRect/>
                     </a:stretch>
@@ -1055,7 +1055,7 @@
                   <pic:spPr>
                     <a:xfrm>
                       <a:off x="0" y="0"/>
-                      <a:ext cx="5486400" cy="3418210"/>
+                      <a:ext cx="5486400" cy="4148051"/>
                     </a:xfrm>
                     <a:prstGeom prst="rect"/>
                   </pic:spPr>
@@ -1071,14 +1071,14 @@
         <w:pStyle w:val="Heading2"/>
       </w:pPr>
       <w:r>
-        <w:t>Title of this Plot</w:t>
+        <w:t>Boxplot for Destination IP Address</w:t>
       </w:r>
     </w:p>
     <w:p>
       <w:r>
         <w:drawing>
           <wp:inline xmlns:a="http://schemas.openxmlformats.org/drawingml/2006/main" xmlns:pic="http://schemas.openxmlformats.org/drawingml/2006/picture">
-            <wp:extent cx="5486400" cy="3418210"/>
+            <wp:extent cx="5486400" cy="4148051"/>
             <wp:docPr id="25" name="Picture 25"/>
             <wp:cNvGraphicFramePr>
               <a:graphicFrameLocks noChangeAspect="1"/>
@@ -1087,11 +1087,11 @@
               <a:graphicData uri="http://schemas.openxmlformats.org/drawingml/2006/picture">
                 <pic:pic>
                   <pic:nvPicPr>
-                    <pic:cNvPr id="0" name="figure_25.png"/>
+                    <pic:cNvPr id="0" name="figure_15.png"/>
                     <pic:cNvPicPr/>
                   </pic:nvPicPr>
                   <pic:blipFill>
-                    <a:blip r:embed="rId33"/>
+                    <a:blip r:embed="rId23"/>
                     <a:stretch>
                       <a:fillRect/>
                     </a:stretch>
@@ -1099,7 +1099,7 @@
                   <pic:spPr>
                     <a:xfrm>
                       <a:off x="0" y="0"/>
-                      <a:ext cx="5486400" cy="3418210"/>
+                      <a:ext cx="5486400" cy="4148051"/>
                     </a:xfrm>
                     <a:prstGeom prst="rect"/>
                   </pic:spPr>
@@ -1115,14 +1115,14 @@
         <w:pStyle w:val="Heading2"/>
       </w:pPr>
       <w:r>
-        <w:t>Title of this Plot</w:t>
+        <w:t>Boxplot for Destination Port</w:t>
       </w:r>
     </w:p>
     <w:p>
       <w:r>
         <w:drawing>
           <wp:inline xmlns:a="http://schemas.openxmlformats.org/drawingml/2006/main" xmlns:pic="http://schemas.openxmlformats.org/drawingml/2006/picture">
-            <wp:extent cx="5486400" cy="3418210"/>
+            <wp:extent cx="5486400" cy="4148051"/>
             <wp:docPr id="26" name="Picture 26"/>
             <wp:cNvGraphicFramePr>
               <a:graphicFrameLocks noChangeAspect="1"/>
@@ -1131,11 +1131,11 @@
               <a:graphicData uri="http://schemas.openxmlformats.org/drawingml/2006/picture">
                 <pic:pic>
                   <pic:nvPicPr>
-                    <pic:cNvPr id="0" name="figure_26.png"/>
+                    <pic:cNvPr id="0" name="figure_15.png"/>
                     <pic:cNvPicPr/>
                   </pic:nvPicPr>
                   <pic:blipFill>
-                    <a:blip r:embed="rId34"/>
+                    <a:blip r:embed="rId23"/>
                     <a:stretch>
                       <a:fillRect/>
                     </a:stretch>
@@ -1143,7 +1143,7 @@
                   <pic:spPr>
                     <a:xfrm>
                       <a:off x="0" y="0"/>
-                      <a:ext cx="5486400" cy="3418210"/>
+                      <a:ext cx="5486400" cy="4148051"/>
                     </a:xfrm>
                     <a:prstGeom prst="rect"/>
                   </pic:spPr>
@@ -1159,14 +1159,14 @@
         <w:pStyle w:val="Heading2"/>
       </w:pPr>
       <w:r>
-        <w:t>Title of this Plot</w:t>
+        <w:t>Boxplot for DestinationIP</w:t>
       </w:r>
     </w:p>
     <w:p>
       <w:r>
         <w:drawing>
           <wp:inline xmlns:a="http://schemas.openxmlformats.org/drawingml/2006/main" xmlns:pic="http://schemas.openxmlformats.org/drawingml/2006/picture">
-            <wp:extent cx="5486400" cy="3416060"/>
+            <wp:extent cx="5486400" cy="4148051"/>
             <wp:docPr id="27" name="Picture 27"/>
             <wp:cNvGraphicFramePr>
               <a:graphicFrameLocks noChangeAspect="1"/>
@@ -1175,11 +1175,11 @@
               <a:graphicData uri="http://schemas.openxmlformats.org/drawingml/2006/picture">
                 <pic:pic>
                   <pic:nvPicPr>
-                    <pic:cNvPr id="0" name="figure_27.png"/>
+                    <pic:cNvPr id="0" name="figure_15.png"/>
                     <pic:cNvPicPr/>
                   </pic:nvPicPr>
                   <pic:blipFill>
-                    <a:blip r:embed="rId35"/>
+                    <a:blip r:embed="rId23"/>
                     <a:stretch>
                       <a:fillRect/>
                     </a:stretch>
@@ -1187,7 +1187,7 @@
                   <pic:spPr>
                     <a:xfrm>
                       <a:off x="0" y="0"/>
-                      <a:ext cx="5486400" cy="3416060"/>
+                      <a:ext cx="5486400" cy="4148051"/>
                     </a:xfrm>
                     <a:prstGeom prst="rect"/>
                   </pic:spPr>
@@ -1203,14 +1203,14 @@
         <w:pStyle w:val="Heading2"/>
       </w:pPr>
       <w:r>
-        <w:t>Title of this Plot</w:t>
+        <w:t>Boxplot for Device Information</w:t>
       </w:r>
     </w:p>
     <w:p>
       <w:r>
         <w:drawing>
           <wp:inline xmlns:a="http://schemas.openxmlformats.org/drawingml/2006/main" xmlns:pic="http://schemas.openxmlformats.org/drawingml/2006/picture">
-            <wp:extent cx="5486400" cy="3416060"/>
+            <wp:extent cx="5486400" cy="4148051"/>
             <wp:docPr id="28" name="Picture 28"/>
             <wp:cNvGraphicFramePr>
               <a:graphicFrameLocks noChangeAspect="1"/>
@@ -1219,11 +1219,11 @@
               <a:graphicData uri="http://schemas.openxmlformats.org/drawingml/2006/picture">
                 <pic:pic>
                   <pic:nvPicPr>
-                    <pic:cNvPr id="0" name="figure_28.png"/>
+                    <pic:cNvPr id="0" name="figure_15.png"/>
                     <pic:cNvPicPr/>
                   </pic:nvPicPr>
                   <pic:blipFill>
-                    <a:blip r:embed="rId36"/>
+                    <a:blip r:embed="rId23"/>
                     <a:stretch>
                       <a:fillRect/>
                     </a:stretch>
@@ -1231,7 +1231,7 @@
                   <pic:spPr>
                     <a:xfrm>
                       <a:off x="0" y="0"/>
-                      <a:ext cx="5486400" cy="3416060"/>
+                      <a:ext cx="5486400" cy="4148051"/>
                     </a:xfrm>
                     <a:prstGeom prst="rect"/>
                   </pic:spPr>
@@ -1247,14 +1247,14 @@
         <w:pStyle w:val="Heading2"/>
       </w:pPr>
       <w:r>
-        <w:t>Title of this Plot</w:t>
+        <w:t>Boxplot for DnsAnswer</w:t>
       </w:r>
     </w:p>
     <w:p>
       <w:r>
         <w:drawing>
           <wp:inline xmlns:a="http://schemas.openxmlformats.org/drawingml/2006/main" xmlns:pic="http://schemas.openxmlformats.org/drawingml/2006/picture">
-            <wp:extent cx="5486400" cy="3416060"/>
+            <wp:extent cx="5486400" cy="4148051"/>
             <wp:docPr id="29" name="Picture 29"/>
             <wp:cNvGraphicFramePr>
               <a:graphicFrameLocks noChangeAspect="1"/>
@@ -1263,11 +1263,11 @@
               <a:graphicData uri="http://schemas.openxmlformats.org/drawingml/2006/picture">
                 <pic:pic>
                   <pic:nvPicPr>
-                    <pic:cNvPr id="0" name="figure_29.png"/>
+                    <pic:cNvPr id="0" name="figure_15.png"/>
                     <pic:cNvPicPr/>
                   </pic:nvPicPr>
                   <pic:blipFill>
-                    <a:blip r:embed="rId37"/>
+                    <a:blip r:embed="rId23"/>
                     <a:stretch>
                       <a:fillRect/>
                     </a:stretch>
@@ -1275,7 +1275,7 @@
                   <pic:spPr>
                     <a:xfrm>
                       <a:off x="0" y="0"/>
-                      <a:ext cx="5486400" cy="3416060"/>
+                      <a:ext cx="5486400" cy="4148051"/>
                     </a:xfrm>
                     <a:prstGeom prst="rect"/>
                   </pic:spPr>
@@ -1291,14 +1291,14 @@
         <w:pStyle w:val="Heading2"/>
       </w:pPr>
       <w:r>
-        <w:t>Title of this Plot</w:t>
+        <w:t>Boxplot for DnsAnswerTTL</w:t>
       </w:r>
     </w:p>
     <w:p>
       <w:r>
         <w:drawing>
           <wp:inline xmlns:a="http://schemas.openxmlformats.org/drawingml/2006/main" xmlns:pic="http://schemas.openxmlformats.org/drawingml/2006/picture">
-            <wp:extent cx="5486400" cy="3420363"/>
+            <wp:extent cx="5486400" cy="4148051"/>
             <wp:docPr id="30" name="Picture 30"/>
             <wp:cNvGraphicFramePr>
               <a:graphicFrameLocks noChangeAspect="1"/>
@@ -1307,11 +1307,11 @@
               <a:graphicData uri="http://schemas.openxmlformats.org/drawingml/2006/picture">
                 <pic:pic>
                   <pic:nvPicPr>
-                    <pic:cNvPr id="0" name="figure_30.png"/>
+                    <pic:cNvPr id="0" name="figure_15.png"/>
                     <pic:cNvPicPr/>
                   </pic:nvPicPr>
                   <pic:blipFill>
-                    <a:blip r:embed="rId38"/>
+                    <a:blip r:embed="rId23"/>
                     <a:stretch>
                       <a:fillRect/>
                     </a:stretch>
@@ -1319,7 +1319,7 @@
                   <pic:spPr>
                     <a:xfrm>
                       <a:off x="0" y="0"/>
-                      <a:ext cx="5486400" cy="3420363"/>
+                      <a:ext cx="5486400" cy="4148051"/>
                     </a:xfrm>
                     <a:prstGeom prst="rect"/>
                   </pic:spPr>
@@ -1335,14 +1335,14 @@
         <w:pStyle w:val="Heading2"/>
       </w:pPr>
       <w:r>
-        <w:t>Title of this Plot</w:t>
+        <w:t>Boxplot for DnsOpCode</w:t>
       </w:r>
     </w:p>
     <w:p>
       <w:r>
         <w:drawing>
           <wp:inline xmlns:a="http://schemas.openxmlformats.org/drawingml/2006/main" xmlns:pic="http://schemas.openxmlformats.org/drawingml/2006/picture">
-            <wp:extent cx="5486400" cy="3418210"/>
+            <wp:extent cx="5486400" cy="4148051"/>
             <wp:docPr id="31" name="Picture 31"/>
             <wp:cNvGraphicFramePr>
               <a:graphicFrameLocks noChangeAspect="1"/>
@@ -1351,11 +1351,11 @@
               <a:graphicData uri="http://schemas.openxmlformats.org/drawingml/2006/picture">
                 <pic:pic>
                   <pic:nvPicPr>
-                    <pic:cNvPr id="0" name="figure_31.png"/>
+                    <pic:cNvPr id="0" name="figure_15.png"/>
                     <pic:cNvPicPr/>
                   </pic:nvPicPr>
                   <pic:blipFill>
-                    <a:blip r:embed="rId39"/>
+                    <a:blip r:embed="rId23"/>
                     <a:stretch>
                       <a:fillRect/>
                     </a:stretch>
@@ -1363,7 +1363,7 @@
                   <pic:spPr>
                     <a:xfrm>
                       <a:off x="0" y="0"/>
-                      <a:ext cx="5486400" cy="3418210"/>
+                      <a:ext cx="5486400" cy="4148051"/>
                     </a:xfrm>
                     <a:prstGeom prst="rect"/>
                   </pic:spPr>
@@ -1379,14 +1379,14 @@
         <w:pStyle w:val="Heading2"/>
       </w:pPr>
       <w:r>
-        <w:t>Title of this Plot</w:t>
+        <w:t>Boxplot for DnsQuery</w:t>
       </w:r>
     </w:p>
     <w:p>
       <w:r>
         <w:drawing>
           <wp:inline xmlns:a="http://schemas.openxmlformats.org/drawingml/2006/main" xmlns:pic="http://schemas.openxmlformats.org/drawingml/2006/picture">
-            <wp:extent cx="5486400" cy="3418210"/>
+            <wp:extent cx="5486400" cy="4148051"/>
             <wp:docPr id="32" name="Picture 32"/>
             <wp:cNvGraphicFramePr>
               <a:graphicFrameLocks noChangeAspect="1"/>
@@ -1395,11 +1395,11 @@
               <a:graphicData uri="http://schemas.openxmlformats.org/drawingml/2006/picture">
                 <pic:pic>
                   <pic:nvPicPr>
-                    <pic:cNvPr id="0" name="figure_32.png"/>
+                    <pic:cNvPr id="0" name="figure_15.png"/>
                     <pic:cNvPicPr/>
                   </pic:nvPicPr>
                   <pic:blipFill>
-                    <a:blip r:embed="rId40"/>
+                    <a:blip r:embed="rId23"/>
                     <a:stretch>
                       <a:fillRect/>
                     </a:stretch>
@@ -1407,7 +1407,7 @@
                   <pic:spPr>
                     <a:xfrm>
                       <a:off x="0" y="0"/>
-                      <a:ext cx="5486400" cy="3418210"/>
+                      <a:ext cx="5486400" cy="4148051"/>
                     </a:xfrm>
                     <a:prstGeom prst="rect"/>
                   </pic:spPr>
@@ -1423,14 +1423,14 @@
         <w:pStyle w:val="Heading2"/>
       </w:pPr>
       <w:r>
-        <w:t>Title of this Plot</w:t>
+        <w:t>Boxplot for DnsQueryClass</w:t>
       </w:r>
     </w:p>
     <w:p>
       <w:r>
         <w:drawing>
           <wp:inline xmlns:a="http://schemas.openxmlformats.org/drawingml/2006/main" xmlns:pic="http://schemas.openxmlformats.org/drawingml/2006/picture">
-            <wp:extent cx="5486400" cy="3416060"/>
+            <wp:extent cx="5486400" cy="4148051"/>
             <wp:docPr id="33" name="Picture 33"/>
             <wp:cNvGraphicFramePr>
               <a:graphicFrameLocks noChangeAspect="1"/>
@@ -1439,11 +1439,11 @@
               <a:graphicData uri="http://schemas.openxmlformats.org/drawingml/2006/picture">
                 <pic:pic>
                   <pic:nvPicPr>
-                    <pic:cNvPr id="0" name="figure_33.png"/>
+                    <pic:cNvPr id="0" name="figure_15.png"/>
                     <pic:cNvPicPr/>
                   </pic:nvPicPr>
                   <pic:blipFill>
-                    <a:blip r:embed="rId41"/>
+                    <a:blip r:embed="rId23"/>
                     <a:stretch>
                       <a:fillRect/>
                     </a:stretch>
@@ -1451,7 +1451,7 @@
                   <pic:spPr>
                     <a:xfrm>
                       <a:off x="0" y="0"/>
-                      <a:ext cx="5486400" cy="3416060"/>
+                      <a:ext cx="5486400" cy="4148051"/>
                     </a:xfrm>
                     <a:prstGeom prst="rect"/>
                   </pic:spPr>
@@ -1467,14 +1467,14 @@
         <w:pStyle w:val="Heading2"/>
       </w:pPr>
       <w:r>
-        <w:t>Title of this Plot</w:t>
+        <w:t>Boxplot for DnsQueryNames</w:t>
       </w:r>
     </w:p>
     <w:p>
       <w:r>
         <w:drawing>
           <wp:inline xmlns:a="http://schemas.openxmlformats.org/drawingml/2006/main" xmlns:pic="http://schemas.openxmlformats.org/drawingml/2006/picture">
-            <wp:extent cx="5486400" cy="3418210"/>
+            <wp:extent cx="5486400" cy="4148051"/>
             <wp:docPr id="34" name="Picture 34"/>
             <wp:cNvGraphicFramePr>
               <a:graphicFrameLocks noChangeAspect="1"/>
@@ -1483,11 +1483,11 @@
               <a:graphicData uri="http://schemas.openxmlformats.org/drawingml/2006/picture">
                 <pic:pic>
                   <pic:nvPicPr>
-                    <pic:cNvPr id="0" name="figure_34.png"/>
+                    <pic:cNvPr id="0" name="figure_15.png"/>
                     <pic:cNvPicPr/>
                   </pic:nvPicPr>
                   <pic:blipFill>
-                    <a:blip r:embed="rId42"/>
+                    <a:blip r:embed="rId23"/>
                     <a:stretch>
                       <a:fillRect/>
                     </a:stretch>
@@ -1495,7 +1495,7 @@
                   <pic:spPr>
                     <a:xfrm>
                       <a:off x="0" y="0"/>
-                      <a:ext cx="5486400" cy="3418210"/>
+                      <a:ext cx="5486400" cy="4148051"/>
                     </a:xfrm>
                     <a:prstGeom prst="rect"/>
                   </pic:spPr>
@@ -1511,14 +1511,14 @@
         <w:pStyle w:val="Heading2"/>
       </w:pPr>
       <w:r>
-        <w:t>Title of this Plot</w:t>
+        <w:t>Boxplot for DnsQueryType</w:t>
       </w:r>
     </w:p>
     <w:p>
       <w:r>
         <w:drawing>
           <wp:inline xmlns:a="http://schemas.openxmlformats.org/drawingml/2006/main" xmlns:pic="http://schemas.openxmlformats.org/drawingml/2006/picture">
-            <wp:extent cx="5486400" cy="3418210"/>
+            <wp:extent cx="5486400" cy="4148051"/>
             <wp:docPr id="35" name="Picture 35"/>
             <wp:cNvGraphicFramePr>
               <a:graphicFrameLocks noChangeAspect="1"/>
@@ -1527,11 +1527,11 @@
               <a:graphicData uri="http://schemas.openxmlformats.org/drawingml/2006/picture">
                 <pic:pic>
                   <pic:nvPicPr>
-                    <pic:cNvPr id="0" name="figure_35.png"/>
+                    <pic:cNvPr id="0" name="figure_15.png"/>
                     <pic:cNvPicPr/>
                   </pic:nvPicPr>
                   <pic:blipFill>
-                    <a:blip r:embed="rId43"/>
+                    <a:blip r:embed="rId23"/>
                     <a:stretch>
                       <a:fillRect/>
                     </a:stretch>
@@ -1539,7 +1539,7 @@
                   <pic:spPr>
                     <a:xfrm>
                       <a:off x="0" y="0"/>
-                      <a:ext cx="5486400" cy="3418210"/>
+                      <a:ext cx="5486400" cy="4148051"/>
                     </a:xfrm>
                     <a:prstGeom prst="rect"/>
                   </pic:spPr>
@@ -1555,14 +1555,14 @@
         <w:pStyle w:val="Heading2"/>
       </w:pPr>
       <w:r>
-        <w:t>Title of this Plot</w:t>
+        <w:t>Boxplot for DnsResponseCode</w:t>
       </w:r>
     </w:p>
     <w:p>
       <w:r>
         <w:drawing>
           <wp:inline xmlns:a="http://schemas.openxmlformats.org/drawingml/2006/main" xmlns:pic="http://schemas.openxmlformats.org/drawingml/2006/picture">
-            <wp:extent cx="5486400" cy="3418210"/>
+            <wp:extent cx="5486400" cy="4148051"/>
             <wp:docPr id="36" name="Picture 36"/>
             <wp:cNvGraphicFramePr>
               <a:graphicFrameLocks noChangeAspect="1"/>
@@ -1571,11 +1571,11 @@
               <a:graphicData uri="http://schemas.openxmlformats.org/drawingml/2006/picture">
                 <pic:pic>
                   <pic:nvPicPr>
-                    <pic:cNvPr id="0" name="figure_36.png"/>
+                    <pic:cNvPr id="0" name="figure_15.png"/>
                     <pic:cNvPicPr/>
                   </pic:nvPicPr>
                   <pic:blipFill>
-                    <a:blip r:embed="rId44"/>
+                    <a:blip r:embed="rId23"/>
                     <a:stretch>
                       <a:fillRect/>
                     </a:stretch>
@@ -1583,7 +1583,7 @@
                   <pic:spPr>
                     <a:xfrm>
                       <a:off x="0" y="0"/>
-                      <a:ext cx="5486400" cy="3418210"/>
+                      <a:ext cx="5486400" cy="4148051"/>
                     </a:xfrm>
                     <a:prstGeom prst="rect"/>
                   </pic:spPr>
@@ -1599,14 +1599,14 @@
         <w:pStyle w:val="Heading2"/>
       </w:pPr>
       <w:r>
-        <w:t>Title of this Plot</w:t>
+        <w:t>Boxplot for Firewall Logs</w:t>
       </w:r>
     </w:p>
     <w:p>
       <w:r>
         <w:drawing>
           <wp:inline xmlns:a="http://schemas.openxmlformats.org/drawingml/2006/main" xmlns:pic="http://schemas.openxmlformats.org/drawingml/2006/picture">
-            <wp:extent cx="5486400" cy="3418210"/>
+            <wp:extent cx="5486400" cy="4148051"/>
             <wp:docPr id="37" name="Picture 37"/>
             <wp:cNvGraphicFramePr>
               <a:graphicFrameLocks noChangeAspect="1"/>
@@ -1615,11 +1615,11 @@
               <a:graphicData uri="http://schemas.openxmlformats.org/drawingml/2006/picture">
                 <pic:pic>
                   <pic:nvPicPr>
-                    <pic:cNvPr id="0" name="figure_37.png"/>
+                    <pic:cNvPr id="0" name="figure_15.png"/>
                     <pic:cNvPicPr/>
                   </pic:nvPicPr>
                   <pic:blipFill>
-                    <a:blip r:embed="rId45"/>
+                    <a:blip r:embed="rId23"/>
                     <a:stretch>
                       <a:fillRect/>
                     </a:stretch>
@@ -1627,7 +1627,7 @@
                   <pic:spPr>
                     <a:xfrm>
                       <a:off x="0" y="0"/>
-                      <a:ext cx="5486400" cy="3418210"/>
+                      <a:ext cx="5486400" cy="4148051"/>
                     </a:xfrm>
                     <a:prstGeom prst="rect"/>
                   </pic:spPr>
@@ -1643,14 +1643,14 @@
         <w:pStyle w:val="Heading2"/>
       </w:pPr>
       <w:r>
-        <w:t>Title of this Plot</w:t>
+        <w:t>Boxplot for Geo-location Data</w:t>
       </w:r>
     </w:p>
     <w:p>
       <w:r>
         <w:drawing>
           <wp:inline xmlns:a="http://schemas.openxmlformats.org/drawingml/2006/main" xmlns:pic="http://schemas.openxmlformats.org/drawingml/2006/picture">
-            <wp:extent cx="5486400" cy="3416060"/>
+            <wp:extent cx="5486400" cy="4148051"/>
             <wp:docPr id="38" name="Picture 38"/>
             <wp:cNvGraphicFramePr>
               <a:graphicFrameLocks noChangeAspect="1"/>
@@ -1659,11 +1659,11 @@
               <a:graphicData uri="http://schemas.openxmlformats.org/drawingml/2006/picture">
                 <pic:pic>
                   <pic:nvPicPr>
-                    <pic:cNvPr id="0" name="figure_38.png"/>
+                    <pic:cNvPr id="0" name="figure_15.png"/>
                     <pic:cNvPicPr/>
                   </pic:nvPicPr>
                   <pic:blipFill>
-                    <a:blip r:embed="rId46"/>
+                    <a:blip r:embed="rId23"/>
                     <a:stretch>
                       <a:fillRect/>
                     </a:stretch>
@@ -1671,7 +1671,7 @@
                   <pic:spPr>
                     <a:xfrm>
                       <a:off x="0" y="0"/>
-                      <a:ext cx="5486400" cy="3416060"/>
+                      <a:ext cx="5486400" cy="4148051"/>
                     </a:xfrm>
                     <a:prstGeom prst="rect"/>
                   </pic:spPr>
@@ -1687,14 +1687,14 @@
         <w:pStyle w:val="Heading2"/>
       </w:pPr>
       <w:r>
-        <w:t>Title of this Plot</w:t>
+        <w:t>Boxplot for IDS/IPS Alerts</w:t>
       </w:r>
     </w:p>
     <w:p>
       <w:r>
         <w:drawing>
           <wp:inline xmlns:a="http://schemas.openxmlformats.org/drawingml/2006/main" xmlns:pic="http://schemas.openxmlformats.org/drawingml/2006/picture">
-            <wp:extent cx="5486400" cy="3416060"/>
+            <wp:extent cx="5486400" cy="4148051"/>
             <wp:docPr id="39" name="Picture 39"/>
             <wp:cNvGraphicFramePr>
               <a:graphicFrameLocks noChangeAspect="1"/>
@@ -1703,11 +1703,11 @@
               <a:graphicData uri="http://schemas.openxmlformats.org/drawingml/2006/picture">
                 <pic:pic>
                   <pic:nvPicPr>
-                    <pic:cNvPr id="0" name="figure_39.png"/>
+                    <pic:cNvPr id="0" name="figure_15.png"/>
                     <pic:cNvPicPr/>
                   </pic:nvPicPr>
                   <pic:blipFill>
-                    <a:blip r:embed="rId47"/>
+                    <a:blip r:embed="rId23"/>
                     <a:stretch>
                       <a:fillRect/>
                     </a:stretch>
@@ -1715,7 +1715,7 @@
                   <pic:spPr>
                     <a:xfrm>
                       <a:off x="0" y="0"/>
-                      <a:ext cx="5486400" cy="3416060"/>
+                      <a:ext cx="5486400" cy="4148051"/>
                     </a:xfrm>
                     <a:prstGeom prst="rect"/>
                   </pic:spPr>
@@ -1731,14 +1731,14 @@
         <w:pStyle w:val="Heading2"/>
       </w:pPr>
       <w:r>
-        <w:t>Title of this Plot</w:t>
+        <w:t>Boxplot for Log Source</w:t>
       </w:r>
     </w:p>
     <w:p>
       <w:r>
         <w:drawing>
           <wp:inline xmlns:a="http://schemas.openxmlformats.org/drawingml/2006/main" xmlns:pic="http://schemas.openxmlformats.org/drawingml/2006/picture">
-            <wp:extent cx="5486400" cy="3418210"/>
+            <wp:extent cx="5486400" cy="4148051"/>
             <wp:docPr id="40" name="Picture 40"/>
             <wp:cNvGraphicFramePr>
               <a:graphicFrameLocks noChangeAspect="1"/>
@@ -1747,11 +1747,11 @@
               <a:graphicData uri="http://schemas.openxmlformats.org/drawingml/2006/picture">
                 <pic:pic>
                   <pic:nvPicPr>
-                    <pic:cNvPr id="0" name="figure_40.png"/>
+                    <pic:cNvPr id="0" name="figure_15.png"/>
                     <pic:cNvPicPr/>
                   </pic:nvPicPr>
                   <pic:blipFill>
-                    <a:blip r:embed="rId48"/>
+                    <a:blip r:embed="rId23"/>
                     <a:stretch>
                       <a:fillRect/>
                     </a:stretch>
@@ -1759,7 +1759,7 @@
                   <pic:spPr>
                     <a:xfrm>
                       <a:off x="0" y="0"/>
-                      <a:ext cx="5486400" cy="3418210"/>
+                      <a:ext cx="5486400" cy="4148051"/>
                     </a:xfrm>
                     <a:prstGeom prst="rect"/>
                   </pic:spPr>
@@ -1775,14 +1775,14 @@
         <w:pStyle w:val="Heading2"/>
       </w:pPr>
       <w:r>
-        <w:t>Title of this Plot</w:t>
+        <w:t>Boxplot for Malware Indicators</w:t>
       </w:r>
     </w:p>
     <w:p>
       <w:r>
         <w:drawing>
           <wp:inline xmlns:a="http://schemas.openxmlformats.org/drawingml/2006/main" xmlns:pic="http://schemas.openxmlformats.org/drawingml/2006/picture">
-            <wp:extent cx="5486400" cy="3416060"/>
+            <wp:extent cx="5486400" cy="4148051"/>
             <wp:docPr id="41" name="Picture 41"/>
             <wp:cNvGraphicFramePr>
               <a:graphicFrameLocks noChangeAspect="1"/>
@@ -1791,11 +1791,11 @@
               <a:graphicData uri="http://schemas.openxmlformats.org/drawingml/2006/picture">
                 <pic:pic>
                   <pic:nvPicPr>
-                    <pic:cNvPr id="0" name="figure_41.png"/>
+                    <pic:cNvPr id="0" name="figure_15.png"/>
                     <pic:cNvPicPr/>
                   </pic:nvPicPr>
                   <pic:blipFill>
-                    <a:blip r:embed="rId49"/>
+                    <a:blip r:embed="rId23"/>
                     <a:stretch>
                       <a:fillRect/>
                     </a:stretch>
@@ -1803,7 +1803,7 @@
                   <pic:spPr>
                     <a:xfrm>
                       <a:off x="0" y="0"/>
-                      <a:ext cx="5486400" cy="3416060"/>
+                      <a:ext cx="5486400" cy="4148051"/>
                     </a:xfrm>
                     <a:prstGeom prst="rect"/>
                   </pic:spPr>
@@ -1819,14 +1819,14 @@
         <w:pStyle w:val="Heading2"/>
       </w:pPr>
       <w:r>
-        <w:t>Title of this Plot</w:t>
+        <w:t>Boxplot for Network Segment</w:t>
       </w:r>
     </w:p>
     <w:p>
       <w:r>
         <w:drawing>
           <wp:inline xmlns:a="http://schemas.openxmlformats.org/drawingml/2006/main" xmlns:pic="http://schemas.openxmlformats.org/drawingml/2006/picture">
-            <wp:extent cx="5486400" cy="3418210"/>
+            <wp:extent cx="5486400" cy="4148051"/>
             <wp:docPr id="42" name="Picture 42"/>
             <wp:cNvGraphicFramePr>
               <a:graphicFrameLocks noChangeAspect="1"/>
@@ -1835,11 +1835,11 @@
               <a:graphicData uri="http://schemas.openxmlformats.org/drawingml/2006/picture">
                 <pic:pic>
                   <pic:nvPicPr>
-                    <pic:cNvPr id="0" name="figure_42.png"/>
+                    <pic:cNvPr id="0" name="figure_15.png"/>
                     <pic:cNvPicPr/>
                   </pic:nvPicPr>
                   <pic:blipFill>
-                    <a:blip r:embed="rId50"/>
+                    <a:blip r:embed="rId23"/>
                     <a:stretch>
                       <a:fillRect/>
                     </a:stretch>
@@ -1847,7 +1847,7 @@
                   <pic:spPr>
                     <a:xfrm>
                       <a:off x="0" y="0"/>
-                      <a:ext cx="5486400" cy="3418210"/>
+                      <a:ext cx="5486400" cy="4148051"/>
                     </a:xfrm>
                     <a:prstGeom prst="rect"/>
                   </pic:spPr>
@@ -1863,14 +1863,14 @@
         <w:pStyle w:val="Heading2"/>
       </w:pPr>
       <w:r>
-        <w:t>Title of this Plot</w:t>
+        <w:t>Boxplot for NumberOfAnswers</w:t>
       </w:r>
     </w:p>
     <w:p>
       <w:r>
         <w:drawing>
           <wp:inline xmlns:a="http://schemas.openxmlformats.org/drawingml/2006/main" xmlns:pic="http://schemas.openxmlformats.org/drawingml/2006/picture">
-            <wp:extent cx="5486400" cy="3418210"/>
+            <wp:extent cx="5486400" cy="4148051"/>
             <wp:docPr id="43" name="Picture 43"/>
             <wp:cNvGraphicFramePr>
               <a:graphicFrameLocks noChangeAspect="1"/>
@@ -1879,11 +1879,11 @@
               <a:graphicData uri="http://schemas.openxmlformats.org/drawingml/2006/picture">
                 <pic:pic>
                   <pic:nvPicPr>
-                    <pic:cNvPr id="0" name="figure_43.png"/>
+                    <pic:cNvPr id="0" name="figure_15.png"/>
                     <pic:cNvPicPr/>
                   </pic:nvPicPr>
                   <pic:blipFill>
-                    <a:blip r:embed="rId51"/>
+                    <a:blip r:embed="rId23"/>
                     <a:stretch>
                       <a:fillRect/>
                     </a:stretch>
@@ -1891,7 +1891,7 @@
                   <pic:spPr>
                     <a:xfrm>
                       <a:off x="0" y="0"/>
-                      <a:ext cx="5486400" cy="3418210"/>
+                      <a:ext cx="5486400" cy="4148051"/>
                     </a:xfrm>
                     <a:prstGeom prst="rect"/>
                   </pic:spPr>
@@ -1907,14 +1907,14 @@
         <w:pStyle w:val="Heading2"/>
       </w:pPr>
       <w:r>
-        <w:t>Title of this Plot</w:t>
+        <w:t>Boxplot for Packet Length</w:t>
       </w:r>
     </w:p>
     <w:p>
       <w:r>
         <w:drawing>
           <wp:inline xmlns:a="http://schemas.openxmlformats.org/drawingml/2006/main" xmlns:pic="http://schemas.openxmlformats.org/drawingml/2006/picture">
-            <wp:extent cx="5486400" cy="3416060"/>
+            <wp:extent cx="5486400" cy="4148051"/>
             <wp:docPr id="44" name="Picture 44"/>
             <wp:cNvGraphicFramePr>
               <a:graphicFrameLocks noChangeAspect="1"/>
@@ -1923,11 +1923,11 @@
               <a:graphicData uri="http://schemas.openxmlformats.org/drawingml/2006/picture">
                 <pic:pic>
                   <pic:nvPicPr>
-                    <pic:cNvPr id="0" name="figure_44.png"/>
+                    <pic:cNvPr id="0" name="figure_15.png"/>
                     <pic:cNvPicPr/>
                   </pic:nvPicPr>
                   <pic:blipFill>
-                    <a:blip r:embed="rId52"/>
+                    <a:blip r:embed="rId23"/>
                     <a:stretch>
                       <a:fillRect/>
                     </a:stretch>
@@ -1935,7 +1935,7 @@
                   <pic:spPr>
                     <a:xfrm>
                       <a:off x="0" y="0"/>
-                      <a:ext cx="5486400" cy="3416060"/>
+                      <a:ext cx="5486400" cy="4148051"/>
                     </a:xfrm>
                     <a:prstGeom prst="rect"/>
                   </pic:spPr>
@@ -1951,14 +1951,14 @@
         <w:pStyle w:val="Heading2"/>
       </w:pPr>
       <w:r>
-        <w:t>Title of this Plot</w:t>
+        <w:t>Boxplot for Packet Type</w:t>
       </w:r>
     </w:p>
     <w:p>
       <w:r>
         <w:drawing>
           <wp:inline xmlns:a="http://schemas.openxmlformats.org/drawingml/2006/main" xmlns:pic="http://schemas.openxmlformats.org/drawingml/2006/picture">
-            <wp:extent cx="5486400" cy="3418210"/>
+            <wp:extent cx="5486400" cy="4148051"/>
             <wp:docPr id="45" name="Picture 45"/>
             <wp:cNvGraphicFramePr>
               <a:graphicFrameLocks noChangeAspect="1"/>
@@ -1967,11 +1967,11 @@
               <a:graphicData uri="http://schemas.openxmlformats.org/drawingml/2006/picture">
                 <pic:pic>
                   <pic:nvPicPr>
-                    <pic:cNvPr id="0" name="figure_45.png"/>
+                    <pic:cNvPr id="0" name="figure_15.png"/>
                     <pic:cNvPicPr/>
                   </pic:nvPicPr>
                   <pic:blipFill>
-                    <a:blip r:embed="rId53"/>
+                    <a:blip r:embed="rId23"/>
                     <a:stretch>
                       <a:fillRect/>
                     </a:stretch>
@@ -1979,7 +1979,7 @@
                   <pic:spPr>
                     <a:xfrm>
                       <a:off x="0" y="0"/>
-                      <a:ext cx="5486400" cy="3418210"/>
+                      <a:ext cx="5486400" cy="4148051"/>
                     </a:xfrm>
                     <a:prstGeom prst="rect"/>
                   </pic:spPr>
@@ -1995,14 +1995,14 @@
         <w:pStyle w:val="Heading2"/>
       </w:pPr>
       <w:r>
-        <w:t>Title of this Plot</w:t>
+        <w:t>Boxplot for Payload Data</w:t>
       </w:r>
     </w:p>
     <w:p>
       <w:r>
         <w:drawing>
           <wp:inline xmlns:a="http://schemas.openxmlformats.org/drawingml/2006/main" xmlns:pic="http://schemas.openxmlformats.org/drawingml/2006/picture">
-            <wp:extent cx="5486400" cy="3416060"/>
+            <wp:extent cx="5486400" cy="4148051"/>
             <wp:docPr id="46" name="Picture 46"/>
             <wp:cNvGraphicFramePr>
               <a:graphicFrameLocks noChangeAspect="1"/>
@@ -2011,11 +2011,11 @@
               <a:graphicData uri="http://schemas.openxmlformats.org/drawingml/2006/picture">
                 <pic:pic>
                   <pic:nvPicPr>
-                    <pic:cNvPr id="0" name="figure_46.png"/>
+                    <pic:cNvPr id="0" name="figure_15.png"/>
                     <pic:cNvPicPr/>
                   </pic:nvPicPr>
                   <pic:blipFill>
-                    <a:blip r:embed="rId54"/>
+                    <a:blip r:embed="rId23"/>
                     <a:stretch>
                       <a:fillRect/>
                     </a:stretch>
@@ -2023,7 +2023,7 @@
                   <pic:spPr>
                     <a:xfrm>
                       <a:off x="0" y="0"/>
-                      <a:ext cx="5486400" cy="3416060"/>
+                      <a:ext cx="5486400" cy="4148051"/>
                     </a:xfrm>
                     <a:prstGeom prst="rect"/>
                   </pic:spPr>
@@ -2039,14 +2039,14 @@
         <w:pStyle w:val="Heading2"/>
       </w:pPr>
       <w:r>
-        <w:t>Title of this Plot</w:t>
+        <w:t>Boxplot for Protocol</w:t>
       </w:r>
     </w:p>
     <w:p>
       <w:r>
         <w:drawing>
           <wp:inline xmlns:a="http://schemas.openxmlformats.org/drawingml/2006/main" xmlns:pic="http://schemas.openxmlformats.org/drawingml/2006/picture">
-            <wp:extent cx="5486400" cy="3416060"/>
+            <wp:extent cx="5486400" cy="4148051"/>
             <wp:docPr id="47" name="Picture 47"/>
             <wp:cNvGraphicFramePr>
               <a:graphicFrameLocks noChangeAspect="1"/>
@@ -2055,11 +2055,11 @@
               <a:graphicData uri="http://schemas.openxmlformats.org/drawingml/2006/picture">
                 <pic:pic>
                   <pic:nvPicPr>
-                    <pic:cNvPr id="0" name="figure_47.png"/>
+                    <pic:cNvPr id="0" name="figure_15.png"/>
                     <pic:cNvPicPr/>
                   </pic:nvPicPr>
                   <pic:blipFill>
-                    <a:blip r:embed="rId55"/>
+                    <a:blip r:embed="rId23"/>
                     <a:stretch>
                       <a:fillRect/>
                     </a:stretch>
@@ -2067,7 +2067,7 @@
                   <pic:spPr>
                     <a:xfrm>
                       <a:off x="0" y="0"/>
-                      <a:ext cx="5486400" cy="3416060"/>
+                      <a:ext cx="5486400" cy="4148051"/>
                     </a:xfrm>
                     <a:prstGeom prst="rect"/>
                   </pic:spPr>
@@ -2083,14 +2083,14 @@
         <w:pStyle w:val="Heading2"/>
       </w:pPr>
       <w:r>
-        <w:t>Title of this Plot</w:t>
+        <w:t>Boxplot for Proxy Information</w:t>
       </w:r>
     </w:p>
     <w:p>
       <w:r>
         <w:drawing>
           <wp:inline xmlns:a="http://schemas.openxmlformats.org/drawingml/2006/main" xmlns:pic="http://schemas.openxmlformats.org/drawingml/2006/picture">
-            <wp:extent cx="5486400" cy="3416060"/>
+            <wp:extent cx="5486400" cy="4148051"/>
             <wp:docPr id="48" name="Picture 48"/>
             <wp:cNvGraphicFramePr>
               <a:graphicFrameLocks noChangeAspect="1"/>
@@ -2099,11 +2099,11 @@
               <a:graphicData uri="http://schemas.openxmlformats.org/drawingml/2006/picture">
                 <pic:pic>
                   <pic:nvPicPr>
-                    <pic:cNvPr id="0" name="figure_48.png"/>
+                    <pic:cNvPr id="0" name="figure_15.png"/>
                     <pic:cNvPicPr/>
                   </pic:nvPicPr>
                   <pic:blipFill>
-                    <a:blip r:embed="rId56"/>
+                    <a:blip r:embed="rId23"/>
                     <a:stretch>
                       <a:fillRect/>
                     </a:stretch>
@@ -2111,7 +2111,7 @@
                   <pic:spPr>
                     <a:xfrm>
                       <a:off x="0" y="0"/>
-                      <a:ext cx="5486400" cy="3416060"/>
+                      <a:ext cx="5486400" cy="4148051"/>
                     </a:xfrm>
                     <a:prstGeom prst="rect"/>
                   </pic:spPr>
@@ -2127,14 +2127,14 @@
         <w:pStyle w:val="Heading2"/>
       </w:pPr>
       <w:r>
-        <w:t>Title of this Plot</w:t>
+        <w:t>Boxplot for SensorId</w:t>
       </w:r>
     </w:p>
     <w:p>
       <w:r>
         <w:drawing>
           <wp:inline xmlns:a="http://schemas.openxmlformats.org/drawingml/2006/main" xmlns:pic="http://schemas.openxmlformats.org/drawingml/2006/picture">
-            <wp:extent cx="5486400" cy="3416060"/>
+            <wp:extent cx="5486400" cy="4148051"/>
             <wp:docPr id="49" name="Picture 49"/>
             <wp:cNvGraphicFramePr>
               <a:graphicFrameLocks noChangeAspect="1"/>
@@ -2143,11 +2143,11 @@
               <a:graphicData uri="http://schemas.openxmlformats.org/drawingml/2006/picture">
                 <pic:pic>
                   <pic:nvPicPr>
-                    <pic:cNvPr id="0" name="figure_49.png"/>
+                    <pic:cNvPr id="0" name="figure_15.png"/>
                     <pic:cNvPicPr/>
                   </pic:nvPicPr>
                   <pic:blipFill>
-                    <a:blip r:embed="rId57"/>
+                    <a:blip r:embed="rId23"/>
                     <a:stretch>
                       <a:fillRect/>
                     </a:stretch>
@@ -2155,7 +2155,7 @@
                   <pic:spPr>
                     <a:xfrm>
                       <a:off x="0" y="0"/>
-                      <a:ext cx="5486400" cy="3416060"/>
+                      <a:ext cx="5486400" cy="4148051"/>
                     </a:xfrm>
                     <a:prstGeom prst="rect"/>
                   </pic:spPr>
@@ -2171,14 +2171,14 @@
         <w:pStyle w:val="Heading2"/>
       </w:pPr>
       <w:r>
-        <w:t>Title of this Plot</w:t>
+        <w:t>Boxplot for Severity Level</w:t>
       </w:r>
     </w:p>
     <w:p>
       <w:r>
         <w:drawing>
           <wp:inline xmlns:a="http://schemas.openxmlformats.org/drawingml/2006/main" xmlns:pic="http://schemas.openxmlformats.org/drawingml/2006/picture">
-            <wp:extent cx="5486400" cy="3418210"/>
+            <wp:extent cx="5486400" cy="4148051"/>
             <wp:docPr id="50" name="Picture 50"/>
             <wp:cNvGraphicFramePr>
               <a:graphicFrameLocks noChangeAspect="1"/>
@@ -2187,11 +2187,11 @@
               <a:graphicData uri="http://schemas.openxmlformats.org/drawingml/2006/picture">
                 <pic:pic>
                   <pic:nvPicPr>
-                    <pic:cNvPr id="0" name="figure_50.png"/>
+                    <pic:cNvPr id="0" name="figure_15.png"/>
                     <pic:cNvPicPr/>
                   </pic:nvPicPr>
                   <pic:blipFill>
-                    <a:blip r:embed="rId58"/>
+                    <a:blip r:embed="rId23"/>
                     <a:stretch>
                       <a:fillRect/>
                     </a:stretch>
@@ -2199,7 +2199,7 @@
                   <pic:spPr>
                     <a:xfrm>
                       <a:off x="0" y="0"/>
-                      <a:ext cx="5486400" cy="3418210"/>
+                      <a:ext cx="5486400" cy="4148051"/>
                     </a:xfrm>
                     <a:prstGeom prst="rect"/>
                   </pic:spPr>
@@ -2215,14 +2215,14 @@
         <w:pStyle w:val="Heading2"/>
       </w:pPr>
       <w:r>
-        <w:t>Title of this Plot</w:t>
+        <w:t>Boxplot for Source IP Address</w:t>
       </w:r>
     </w:p>
     <w:p>
       <w:r>
         <w:drawing>
           <wp:inline xmlns:a="http://schemas.openxmlformats.org/drawingml/2006/main" xmlns:pic="http://schemas.openxmlformats.org/drawingml/2006/picture">
-            <wp:extent cx="5486400" cy="3416060"/>
+            <wp:extent cx="5486400" cy="4148051"/>
             <wp:docPr id="51" name="Picture 51"/>
             <wp:cNvGraphicFramePr>
               <a:graphicFrameLocks noChangeAspect="1"/>
@@ -2231,11 +2231,11 @@
               <a:graphicData uri="http://schemas.openxmlformats.org/drawingml/2006/picture">
                 <pic:pic>
                   <pic:nvPicPr>
-                    <pic:cNvPr id="0" name="figure_51.png"/>
+                    <pic:cNvPr id="0" name="figure_15.png"/>
                     <pic:cNvPicPr/>
                   </pic:nvPicPr>
                   <pic:blipFill>
-                    <a:blip r:embed="rId59"/>
+                    <a:blip r:embed="rId23"/>
                     <a:stretch>
                       <a:fillRect/>
                     </a:stretch>
@@ -2243,7 +2243,7 @@
                   <pic:spPr>
                     <a:xfrm>
                       <a:off x="0" y="0"/>
-                      <a:ext cx="5486400" cy="3416060"/>
+                      <a:ext cx="5486400" cy="4148051"/>
                     </a:xfrm>
                     <a:prstGeom prst="rect"/>
                   </pic:spPr>
@@ -2259,14 +2259,14 @@
         <w:pStyle w:val="Heading2"/>
       </w:pPr>
       <w:r>
-        <w:t>Title of this Plot</w:t>
+        <w:t>Boxplot for Source Port</w:t>
       </w:r>
     </w:p>
     <w:p>
       <w:r>
         <w:drawing>
           <wp:inline xmlns:a="http://schemas.openxmlformats.org/drawingml/2006/main" xmlns:pic="http://schemas.openxmlformats.org/drawingml/2006/picture">
-            <wp:extent cx="5486400" cy="3416060"/>
+            <wp:extent cx="5486400" cy="4148051"/>
             <wp:docPr id="52" name="Picture 52"/>
             <wp:cNvGraphicFramePr>
               <a:graphicFrameLocks noChangeAspect="1"/>
@@ -2275,11 +2275,11 @@
               <a:graphicData uri="http://schemas.openxmlformats.org/drawingml/2006/picture">
                 <pic:pic>
                   <pic:nvPicPr>
-                    <pic:cNvPr id="0" name="figure_52.png"/>
+                    <pic:cNvPr id="0" name="figure_15.png"/>
                     <pic:cNvPicPr/>
                   </pic:nvPicPr>
                   <pic:blipFill>
-                    <a:blip r:embed="rId60"/>
+                    <a:blip r:embed="rId23"/>
                     <a:stretch>
                       <a:fillRect/>
                     </a:stretch>
@@ -2287,7 +2287,7 @@
                   <pic:spPr>
                     <a:xfrm>
                       <a:off x="0" y="0"/>
-                      <a:ext cx="5486400" cy="3416060"/>
+                      <a:ext cx="5486400" cy="4148051"/>
                     </a:xfrm>
                     <a:prstGeom prst="rect"/>
                   </pic:spPr>
@@ -2303,14 +2303,14 @@
         <w:pStyle w:val="Heading2"/>
       </w:pPr>
       <w:r>
-        <w:t>Title of this Plot</w:t>
+        <w:t>Boxplot for SourceIP</w:t>
       </w:r>
     </w:p>
     <w:p>
       <w:r>
         <w:drawing>
           <wp:inline xmlns:a="http://schemas.openxmlformats.org/drawingml/2006/main" xmlns:pic="http://schemas.openxmlformats.org/drawingml/2006/picture">
-            <wp:extent cx="5486400" cy="3418210"/>
+            <wp:extent cx="5486400" cy="4148051"/>
             <wp:docPr id="53" name="Picture 53"/>
             <wp:cNvGraphicFramePr>
               <a:graphicFrameLocks noChangeAspect="1"/>
@@ -2319,11 +2319,11 @@
               <a:graphicData uri="http://schemas.openxmlformats.org/drawingml/2006/picture">
                 <pic:pic>
                   <pic:nvPicPr>
-                    <pic:cNvPr id="0" name="figure_53.png"/>
+                    <pic:cNvPr id="0" name="figure_15.png"/>
                     <pic:cNvPicPr/>
                   </pic:nvPicPr>
                   <pic:blipFill>
-                    <a:blip r:embed="rId61"/>
+                    <a:blip r:embed="rId23"/>
                     <a:stretch>
                       <a:fillRect/>
                     </a:stretch>
@@ -2331,7 +2331,7 @@
                   <pic:spPr>
                     <a:xfrm>
                       <a:off x="0" y="0"/>
-                      <a:ext cx="5486400" cy="3418210"/>
+                      <a:ext cx="5486400" cy="4148051"/>
                     </a:xfrm>
                     <a:prstGeom prst="rect"/>
                   </pic:spPr>
@@ -2347,14 +2347,14 @@
         <w:pStyle w:val="Heading2"/>
       </w:pPr>
       <w:r>
-        <w:t>Title of this Plot</w:t>
+        <w:t>Boxplot for Timestamp</w:t>
       </w:r>
     </w:p>
     <w:p>
       <w:r>
         <w:drawing>
           <wp:inline xmlns:a="http://schemas.openxmlformats.org/drawingml/2006/main" xmlns:pic="http://schemas.openxmlformats.org/drawingml/2006/picture">
-            <wp:extent cx="5486400" cy="2261006"/>
+            <wp:extent cx="5486400" cy="4148051"/>
             <wp:docPr id="54" name="Picture 54"/>
             <wp:cNvGraphicFramePr>
               <a:graphicFrameLocks noChangeAspect="1"/>
@@ -2363,11 +2363,11 @@
               <a:graphicData uri="http://schemas.openxmlformats.org/drawingml/2006/picture">
                 <pic:pic>
                   <pic:nvPicPr>
-                    <pic:cNvPr id="0" name="figure_54.png"/>
+                    <pic:cNvPr id="0" name="figure_15.png"/>
                     <pic:cNvPicPr/>
                   </pic:nvPicPr>
                   <pic:blipFill>
-                    <a:blip r:embed="rId62"/>
+                    <a:blip r:embed="rId23"/>
                     <a:stretch>
                       <a:fillRect/>
                     </a:stretch>
@@ -2375,7 +2375,7 @@
                   <pic:spPr>
                     <a:xfrm>
                       <a:off x="0" y="0"/>
-                      <a:ext cx="5486400" cy="2261006"/>
+                      <a:ext cx="5486400" cy="4148051"/>
                     </a:xfrm>
                     <a:prstGeom prst="rect"/>
                   </pic:spPr>
@@ -2391,14 +2391,14 @@
         <w:pStyle w:val="Heading2"/>
       </w:pPr>
       <w:r>
-        <w:t>Title of this Plot</w:t>
+        <w:t>Boxplot for Traffic Type</w:t>
       </w:r>
     </w:p>
     <w:p>
       <w:r>
         <w:drawing>
           <wp:inline xmlns:a="http://schemas.openxmlformats.org/drawingml/2006/main" xmlns:pic="http://schemas.openxmlformats.org/drawingml/2006/picture">
-            <wp:extent cx="5486400" cy="2261006"/>
+            <wp:extent cx="5486400" cy="4148051"/>
             <wp:docPr id="55" name="Picture 55"/>
             <wp:cNvGraphicFramePr>
               <a:graphicFrameLocks noChangeAspect="1"/>
@@ -2407,11 +2407,11 @@
               <a:graphicData uri="http://schemas.openxmlformats.org/drawingml/2006/picture">
                 <pic:pic>
                   <pic:nvPicPr>
-                    <pic:cNvPr id="0" name="figure_55.png"/>
+                    <pic:cNvPr id="0" name="figure_15.png"/>
                     <pic:cNvPicPr/>
                   </pic:nvPicPr>
                   <pic:blipFill>
-                    <a:blip r:embed="rId63"/>
+                    <a:blip r:embed="rId23"/>
                     <a:stretch>
                       <a:fillRect/>
                     </a:stretch>
@@ -2419,7 +2419,7 @@
                   <pic:spPr>
                     <a:xfrm>
                       <a:off x="0" y="0"/>
-                      <a:ext cx="5486400" cy="2261006"/>
+                      <a:ext cx="5486400" cy="4148051"/>
                     </a:xfrm>
                     <a:prstGeom prst="rect"/>
                   </pic:spPr>
@@ -2435,14 +2435,14 @@
         <w:pStyle w:val="Heading2"/>
       </w:pPr>
       <w:r>
-        <w:t>Title of this Plot</w:t>
+        <w:t>Boxplot for User Information</w:t>
       </w:r>
     </w:p>
     <w:p>
       <w:r>
         <w:drawing>
           <wp:inline xmlns:a="http://schemas.openxmlformats.org/drawingml/2006/main" xmlns:pic="http://schemas.openxmlformats.org/drawingml/2006/picture">
-            <wp:extent cx="5486400" cy="2256392"/>
+            <wp:extent cx="5486400" cy="4148051"/>
             <wp:docPr id="56" name="Picture 56"/>
             <wp:cNvGraphicFramePr>
               <a:graphicFrameLocks noChangeAspect="1"/>
@@ -2451,11 +2451,11 @@
               <a:graphicData uri="http://schemas.openxmlformats.org/drawingml/2006/picture">
                 <pic:pic>
                   <pic:nvPicPr>
-                    <pic:cNvPr id="0" name="figure_56.png"/>
+                    <pic:cNvPr id="0" name="figure_15.png"/>
                     <pic:cNvPicPr/>
                   </pic:nvPicPr>
                   <pic:blipFill>
-                    <a:blip r:embed="rId64"/>
+                    <a:blip r:embed="rId23"/>
                     <a:stretch>
                       <a:fillRect/>
                     </a:stretch>
@@ -2463,7 +2463,7 @@
                   <pic:spPr>
                     <a:xfrm>
                       <a:off x="0" y="0"/>
-                      <a:ext cx="5486400" cy="2256392"/>
+                      <a:ext cx="5486400" cy="4148051"/>
                     </a:xfrm>
                     <a:prstGeom prst="rect"/>
                   </pic:spPr>
@@ -2479,14 +2479,14 @@
         <w:pStyle w:val="Heading2"/>
       </w:pPr>
       <w:r>
-        <w:t>Title of this Plot</w:t>
+        <w:t>Boxplot for evil</w:t>
       </w:r>
     </w:p>
     <w:p>
       <w:r>
         <w:drawing>
           <wp:inline xmlns:a="http://schemas.openxmlformats.org/drawingml/2006/main" xmlns:pic="http://schemas.openxmlformats.org/drawingml/2006/picture">
-            <wp:extent cx="5486400" cy="2261006"/>
+            <wp:extent cx="5486400" cy="4148051"/>
             <wp:docPr id="57" name="Picture 57"/>
             <wp:cNvGraphicFramePr>
               <a:graphicFrameLocks noChangeAspect="1"/>
@@ -2495,11 +2495,11 @@
               <a:graphicData uri="http://schemas.openxmlformats.org/drawingml/2006/picture">
                 <pic:pic>
                   <pic:nvPicPr>
-                    <pic:cNvPr id="0" name="figure_57.png"/>
+                    <pic:cNvPr id="0" name="figure_15.png"/>
                     <pic:cNvPicPr/>
                   </pic:nvPicPr>
                   <pic:blipFill>
-                    <a:blip r:embed="rId65"/>
+                    <a:blip r:embed="rId23"/>
                     <a:stretch>
                       <a:fillRect/>
                     </a:stretch>
@@ -2507,7 +2507,7 @@
                   <pic:spPr>
                     <a:xfrm>
                       <a:off x="0" y="0"/>
-                      <a:ext cx="5486400" cy="2261006"/>
+                      <a:ext cx="5486400" cy="4148051"/>
                     </a:xfrm>
                     <a:prstGeom prst="rect"/>
                   </pic:spPr>
@@ -2523,14 +2523,14 @@
         <w:pStyle w:val="Heading2"/>
       </w:pPr>
       <w:r>
-        <w:t>Title of this Plot</w:t>
+        <w:t>Boxplot for sus</w:t>
       </w:r>
     </w:p>
     <w:p>
       <w:r>
         <w:drawing>
           <wp:inline xmlns:a="http://schemas.openxmlformats.org/drawingml/2006/main" xmlns:pic="http://schemas.openxmlformats.org/drawingml/2006/picture">
-            <wp:extent cx="5486400" cy="2261006"/>
+            <wp:extent cx="5486400" cy="4148051"/>
             <wp:docPr id="58" name="Picture 58"/>
             <wp:cNvGraphicFramePr>
               <a:graphicFrameLocks noChangeAspect="1"/>
@@ -2539,11 +2539,11 @@
               <a:graphicData uri="http://schemas.openxmlformats.org/drawingml/2006/picture">
                 <pic:pic>
                   <pic:nvPicPr>
-                    <pic:cNvPr id="0" name="figure_58.png"/>
+                    <pic:cNvPr id="0" name="figure_15.png"/>
                     <pic:cNvPicPr/>
                   </pic:nvPicPr>
                   <pic:blipFill>
-                    <a:blip r:embed="rId66"/>
+                    <a:blip r:embed="rId23"/>
                     <a:stretch>
                       <a:fillRect/>
                     </a:stretch>
@@ -2551,7 +2551,7 @@
                   <pic:spPr>
                     <a:xfrm>
                       <a:off x="0" y="0"/>
-                      <a:ext cx="5486400" cy="2261006"/>
+                      <a:ext cx="5486400" cy="4148051"/>
                     </a:xfrm>
                     <a:prstGeom prst="rect"/>
                   </pic:spPr>
@@ -2564,1234 +2564,26 @@
     </w:p>
     <w:p>
       <w:pPr>
-        <w:pStyle w:val="Heading2"/>
+        <w:pStyle w:val="Heading1"/>
       </w:pPr>
       <w:r>
-        <w:t>Title of this Plot</w:t>
+        <w:t>Conclusions</w:t>
       </w:r>
     </w:p>
     <w:p>
       <w:r>
-        <w:drawing>
-          <wp:inline xmlns:a="http://schemas.openxmlformats.org/drawingml/2006/main" xmlns:pic="http://schemas.openxmlformats.org/drawingml/2006/picture">
-            <wp:extent cx="5486400" cy="2261006"/>
-            <wp:docPr id="59" name="Picture 59"/>
-            <wp:cNvGraphicFramePr>
-              <a:graphicFrameLocks noChangeAspect="1"/>
-            </wp:cNvGraphicFramePr>
-            <a:graphic>
-              <a:graphicData uri="http://schemas.openxmlformats.org/drawingml/2006/picture">
-                <pic:pic>
-                  <pic:nvPicPr>
-                    <pic:cNvPr id="0" name="figure_59.png"/>
-                    <pic:cNvPicPr/>
-                  </pic:nvPicPr>
-                  <pic:blipFill>
-                    <a:blip r:embed="rId67"/>
-                    <a:stretch>
-                      <a:fillRect/>
-                    </a:stretch>
-                  </pic:blipFill>
-                  <pic:spPr>
-                    <a:xfrm>
-                      <a:off x="0" y="0"/>
-                      <a:ext cx="5486400" cy="2261006"/>
-                    </a:xfrm>
-                    <a:prstGeom prst="rect"/>
-                  </pic:spPr>
-                </pic:pic>
-              </a:graphicData>
-            </a:graphic>
-          </wp:inline>
-        </w:drawing>
-      </w:r>
-    </w:p>
-    <w:p>
-      <w:pPr>
-        <w:pStyle w:val="Heading2"/>
-      </w:pPr>
-      <w:r>
-        <w:t>Title of this Plot</w:t>
-      </w:r>
-    </w:p>
-    <w:p>
-      <w:r>
-        <w:drawing>
-          <wp:inline xmlns:a="http://schemas.openxmlformats.org/drawingml/2006/main" xmlns:pic="http://schemas.openxmlformats.org/drawingml/2006/picture">
-            <wp:extent cx="5486400" cy="2261006"/>
-            <wp:docPr id="60" name="Picture 60"/>
-            <wp:cNvGraphicFramePr>
-              <a:graphicFrameLocks noChangeAspect="1"/>
-            </wp:cNvGraphicFramePr>
-            <a:graphic>
-              <a:graphicData uri="http://schemas.openxmlformats.org/drawingml/2006/picture">
-                <pic:pic>
-                  <pic:nvPicPr>
-                    <pic:cNvPr id="0" name="figure_60.png"/>
-                    <pic:cNvPicPr/>
-                  </pic:nvPicPr>
-                  <pic:blipFill>
-                    <a:blip r:embed="rId68"/>
-                    <a:stretch>
-                      <a:fillRect/>
-                    </a:stretch>
-                  </pic:blipFill>
-                  <pic:spPr>
-                    <a:xfrm>
-                      <a:off x="0" y="0"/>
-                      <a:ext cx="5486400" cy="2261006"/>
-                    </a:xfrm>
-                    <a:prstGeom prst="rect"/>
-                  </pic:spPr>
-                </pic:pic>
-              </a:graphicData>
-            </a:graphic>
-          </wp:inline>
-        </w:drawing>
-      </w:r>
-    </w:p>
-    <w:p>
-      <w:pPr>
-        <w:pStyle w:val="Heading2"/>
-      </w:pPr>
-      <w:r>
-        <w:t>Title of this Plot</w:t>
-      </w:r>
-    </w:p>
-    <w:p>
-      <w:r>
-        <w:drawing>
-          <wp:inline xmlns:a="http://schemas.openxmlformats.org/drawingml/2006/main" xmlns:pic="http://schemas.openxmlformats.org/drawingml/2006/picture">
-            <wp:extent cx="5486400" cy="2261006"/>
-            <wp:docPr id="61" name="Picture 61"/>
-            <wp:cNvGraphicFramePr>
-              <a:graphicFrameLocks noChangeAspect="1"/>
-            </wp:cNvGraphicFramePr>
-            <a:graphic>
-              <a:graphicData uri="http://schemas.openxmlformats.org/drawingml/2006/picture">
-                <pic:pic>
-                  <pic:nvPicPr>
-                    <pic:cNvPr id="0" name="figure_61.png"/>
-                    <pic:cNvPicPr/>
-                  </pic:nvPicPr>
-                  <pic:blipFill>
-                    <a:blip r:embed="rId69"/>
-                    <a:stretch>
-                      <a:fillRect/>
-                    </a:stretch>
-                  </pic:blipFill>
-                  <pic:spPr>
-                    <a:xfrm>
-                      <a:off x="0" y="0"/>
-                      <a:ext cx="5486400" cy="2261006"/>
-                    </a:xfrm>
-                    <a:prstGeom prst="rect"/>
-                  </pic:spPr>
-                </pic:pic>
-              </a:graphicData>
-            </a:graphic>
-          </wp:inline>
-        </w:drawing>
-      </w:r>
-    </w:p>
-    <w:p>
-      <w:pPr>
-        <w:pStyle w:val="Heading2"/>
-      </w:pPr>
-      <w:r>
-        <w:t>Title of this Plot</w:t>
-      </w:r>
-    </w:p>
-    <w:p>
-      <w:r>
-        <w:drawing>
-          <wp:inline xmlns:a="http://schemas.openxmlformats.org/drawingml/2006/main" xmlns:pic="http://schemas.openxmlformats.org/drawingml/2006/picture">
-            <wp:extent cx="5486400" cy="2261006"/>
-            <wp:docPr id="62" name="Picture 62"/>
-            <wp:cNvGraphicFramePr>
-              <a:graphicFrameLocks noChangeAspect="1"/>
-            </wp:cNvGraphicFramePr>
-            <a:graphic>
-              <a:graphicData uri="http://schemas.openxmlformats.org/drawingml/2006/picture">
-                <pic:pic>
-                  <pic:nvPicPr>
-                    <pic:cNvPr id="0" name="figure_62.png"/>
-                    <pic:cNvPicPr/>
-                  </pic:nvPicPr>
-                  <pic:blipFill>
-                    <a:blip r:embed="rId70"/>
-                    <a:stretch>
-                      <a:fillRect/>
-                    </a:stretch>
-                  </pic:blipFill>
-                  <pic:spPr>
-                    <a:xfrm>
-                      <a:off x="0" y="0"/>
-                      <a:ext cx="5486400" cy="2261006"/>
-                    </a:xfrm>
-                    <a:prstGeom prst="rect"/>
-                  </pic:spPr>
-                </pic:pic>
-              </a:graphicData>
-            </a:graphic>
-          </wp:inline>
-        </w:drawing>
-      </w:r>
-    </w:p>
-    <w:p>
-      <w:pPr>
-        <w:pStyle w:val="Heading2"/>
-      </w:pPr>
-      <w:r>
-        <w:t>Title of this Plot</w:t>
-      </w:r>
-    </w:p>
-    <w:p>
-      <w:r>
-        <w:drawing>
-          <wp:inline xmlns:a="http://schemas.openxmlformats.org/drawingml/2006/main" xmlns:pic="http://schemas.openxmlformats.org/drawingml/2006/picture">
-            <wp:extent cx="5486400" cy="2261006"/>
-            <wp:docPr id="63" name="Picture 63"/>
-            <wp:cNvGraphicFramePr>
-              <a:graphicFrameLocks noChangeAspect="1"/>
-            </wp:cNvGraphicFramePr>
-            <a:graphic>
-              <a:graphicData uri="http://schemas.openxmlformats.org/drawingml/2006/picture">
-                <pic:pic>
-                  <pic:nvPicPr>
-                    <pic:cNvPr id="0" name="figure_63.png"/>
-                    <pic:cNvPicPr/>
-                  </pic:nvPicPr>
-                  <pic:blipFill>
-                    <a:blip r:embed="rId71"/>
-                    <a:stretch>
-                      <a:fillRect/>
-                    </a:stretch>
-                  </pic:blipFill>
-                  <pic:spPr>
-                    <a:xfrm>
-                      <a:off x="0" y="0"/>
-                      <a:ext cx="5486400" cy="2261006"/>
-                    </a:xfrm>
-                    <a:prstGeom prst="rect"/>
-                  </pic:spPr>
-                </pic:pic>
-              </a:graphicData>
-            </a:graphic>
-          </wp:inline>
-        </w:drawing>
-      </w:r>
-    </w:p>
-    <w:p>
-      <w:pPr>
-        <w:pStyle w:val="Heading2"/>
-      </w:pPr>
-      <w:r>
-        <w:t>Title of this Plot</w:t>
-      </w:r>
-    </w:p>
-    <w:p>
-      <w:r>
-        <w:drawing>
-          <wp:inline xmlns:a="http://schemas.openxmlformats.org/drawingml/2006/main" xmlns:pic="http://schemas.openxmlformats.org/drawingml/2006/picture">
-            <wp:extent cx="5486400" cy="2261006"/>
-            <wp:docPr id="64" name="Picture 64"/>
-            <wp:cNvGraphicFramePr>
-              <a:graphicFrameLocks noChangeAspect="1"/>
-            </wp:cNvGraphicFramePr>
-            <a:graphic>
-              <a:graphicData uri="http://schemas.openxmlformats.org/drawingml/2006/picture">
-                <pic:pic>
-                  <pic:nvPicPr>
-                    <pic:cNvPr id="0" name="figure_64.png"/>
-                    <pic:cNvPicPr/>
-                  </pic:nvPicPr>
-                  <pic:blipFill>
-                    <a:blip r:embed="rId72"/>
-                    <a:stretch>
-                      <a:fillRect/>
-                    </a:stretch>
-                  </pic:blipFill>
-                  <pic:spPr>
-                    <a:xfrm>
-                      <a:off x="0" y="0"/>
-                      <a:ext cx="5486400" cy="2261006"/>
-                    </a:xfrm>
-                    <a:prstGeom prst="rect"/>
-                  </pic:spPr>
-                </pic:pic>
-              </a:graphicData>
-            </a:graphic>
-          </wp:inline>
-        </w:drawing>
-      </w:r>
-    </w:p>
-    <w:p>
-      <w:pPr>
-        <w:pStyle w:val="Heading2"/>
-      </w:pPr>
-      <w:r>
-        <w:t>Title of this Plot</w:t>
-      </w:r>
-    </w:p>
-    <w:p>
-      <w:r>
-        <w:drawing>
-          <wp:inline xmlns:a="http://schemas.openxmlformats.org/drawingml/2006/main" xmlns:pic="http://schemas.openxmlformats.org/drawingml/2006/picture">
-            <wp:extent cx="5486400" cy="2261006"/>
-            <wp:docPr id="65" name="Picture 65"/>
-            <wp:cNvGraphicFramePr>
-              <a:graphicFrameLocks noChangeAspect="1"/>
-            </wp:cNvGraphicFramePr>
-            <a:graphic>
-              <a:graphicData uri="http://schemas.openxmlformats.org/drawingml/2006/picture">
-                <pic:pic>
-                  <pic:nvPicPr>
-                    <pic:cNvPr id="0" name="figure_65.png"/>
-                    <pic:cNvPicPr/>
-                  </pic:nvPicPr>
-                  <pic:blipFill>
-                    <a:blip r:embed="rId73"/>
-                    <a:stretch>
-                      <a:fillRect/>
-                    </a:stretch>
-                  </pic:blipFill>
-                  <pic:spPr>
-                    <a:xfrm>
-                      <a:off x="0" y="0"/>
-                      <a:ext cx="5486400" cy="2261006"/>
-                    </a:xfrm>
-                    <a:prstGeom prst="rect"/>
-                  </pic:spPr>
-                </pic:pic>
-              </a:graphicData>
-            </a:graphic>
-          </wp:inline>
-        </w:drawing>
-      </w:r>
-    </w:p>
-    <w:p>
-      <w:pPr>
-        <w:pStyle w:val="Heading2"/>
-      </w:pPr>
-      <w:r>
-        <w:t>Title of this Plot</w:t>
-      </w:r>
-    </w:p>
-    <w:p>
-      <w:r>
-        <w:drawing>
-          <wp:inline xmlns:a="http://schemas.openxmlformats.org/drawingml/2006/main" xmlns:pic="http://schemas.openxmlformats.org/drawingml/2006/picture">
-            <wp:extent cx="5486400" cy="2261006"/>
-            <wp:docPr id="66" name="Picture 66"/>
-            <wp:cNvGraphicFramePr>
-              <a:graphicFrameLocks noChangeAspect="1"/>
-            </wp:cNvGraphicFramePr>
-            <a:graphic>
-              <a:graphicData uri="http://schemas.openxmlformats.org/drawingml/2006/picture">
-                <pic:pic>
-                  <pic:nvPicPr>
-                    <pic:cNvPr id="0" name="figure_66.png"/>
-                    <pic:cNvPicPr/>
-                  </pic:nvPicPr>
-                  <pic:blipFill>
-                    <a:blip r:embed="rId74"/>
-                    <a:stretch>
-                      <a:fillRect/>
-                    </a:stretch>
-                  </pic:blipFill>
-                  <pic:spPr>
-                    <a:xfrm>
-                      <a:off x="0" y="0"/>
-                      <a:ext cx="5486400" cy="2261006"/>
-                    </a:xfrm>
-                    <a:prstGeom prst="rect"/>
-                  </pic:spPr>
-                </pic:pic>
-              </a:graphicData>
-            </a:graphic>
-          </wp:inline>
-        </w:drawing>
-      </w:r>
-    </w:p>
-    <w:p>
-      <w:pPr>
-        <w:pStyle w:val="Heading2"/>
-      </w:pPr>
-      <w:r>
-        <w:t>Title of this Plot</w:t>
-      </w:r>
-    </w:p>
-    <w:p>
-      <w:r>
-        <w:drawing>
-          <wp:inline xmlns:a="http://schemas.openxmlformats.org/drawingml/2006/main" xmlns:pic="http://schemas.openxmlformats.org/drawingml/2006/picture">
-            <wp:extent cx="5486400" cy="2261006"/>
-            <wp:docPr id="67" name="Picture 67"/>
-            <wp:cNvGraphicFramePr>
-              <a:graphicFrameLocks noChangeAspect="1"/>
-            </wp:cNvGraphicFramePr>
-            <a:graphic>
-              <a:graphicData uri="http://schemas.openxmlformats.org/drawingml/2006/picture">
-                <pic:pic>
-                  <pic:nvPicPr>
-                    <pic:cNvPr id="0" name="figure_67.png"/>
-                    <pic:cNvPicPr/>
-                  </pic:nvPicPr>
-                  <pic:blipFill>
-                    <a:blip r:embed="rId75"/>
-                    <a:stretch>
-                      <a:fillRect/>
-                    </a:stretch>
-                  </pic:blipFill>
-                  <pic:spPr>
-                    <a:xfrm>
-                      <a:off x="0" y="0"/>
-                      <a:ext cx="5486400" cy="2261006"/>
-                    </a:xfrm>
-                    <a:prstGeom prst="rect"/>
-                  </pic:spPr>
-                </pic:pic>
-              </a:graphicData>
-            </a:graphic>
-          </wp:inline>
-        </w:drawing>
-      </w:r>
-    </w:p>
-    <w:p>
-      <w:pPr>
-        <w:pStyle w:val="Heading2"/>
-      </w:pPr>
-      <w:r>
-        <w:t>Title of this Plot</w:t>
-      </w:r>
-    </w:p>
-    <w:p>
-      <w:r>
-        <w:drawing>
-          <wp:inline xmlns:a="http://schemas.openxmlformats.org/drawingml/2006/main" xmlns:pic="http://schemas.openxmlformats.org/drawingml/2006/picture">
-            <wp:extent cx="5486400" cy="2261006"/>
-            <wp:docPr id="68" name="Picture 68"/>
-            <wp:cNvGraphicFramePr>
-              <a:graphicFrameLocks noChangeAspect="1"/>
-            </wp:cNvGraphicFramePr>
-            <a:graphic>
-              <a:graphicData uri="http://schemas.openxmlformats.org/drawingml/2006/picture">
-                <pic:pic>
-                  <pic:nvPicPr>
-                    <pic:cNvPr id="0" name="figure_68.png"/>
-                    <pic:cNvPicPr/>
-                  </pic:nvPicPr>
-                  <pic:blipFill>
-                    <a:blip r:embed="rId76"/>
-                    <a:stretch>
-                      <a:fillRect/>
-                    </a:stretch>
-                  </pic:blipFill>
-                  <pic:spPr>
-                    <a:xfrm>
-                      <a:off x="0" y="0"/>
-                      <a:ext cx="5486400" cy="2261006"/>
-                    </a:xfrm>
-                    <a:prstGeom prst="rect"/>
-                  </pic:spPr>
-                </pic:pic>
-              </a:graphicData>
-            </a:graphic>
-          </wp:inline>
-        </w:drawing>
-      </w:r>
-    </w:p>
-    <w:p>
-      <w:pPr>
-        <w:pStyle w:val="Heading2"/>
-      </w:pPr>
-      <w:r>
-        <w:t>Title of this Plot</w:t>
-      </w:r>
-    </w:p>
-    <w:p>
-      <w:r>
-        <w:drawing>
-          <wp:inline xmlns:a="http://schemas.openxmlformats.org/drawingml/2006/main" xmlns:pic="http://schemas.openxmlformats.org/drawingml/2006/picture">
-            <wp:extent cx="5486400" cy="2261006"/>
-            <wp:docPr id="69" name="Picture 69"/>
-            <wp:cNvGraphicFramePr>
-              <a:graphicFrameLocks noChangeAspect="1"/>
-            </wp:cNvGraphicFramePr>
-            <a:graphic>
-              <a:graphicData uri="http://schemas.openxmlformats.org/drawingml/2006/picture">
-                <pic:pic>
-                  <pic:nvPicPr>
-                    <pic:cNvPr id="0" name="figure_69.png"/>
-                    <pic:cNvPicPr/>
-                  </pic:nvPicPr>
-                  <pic:blipFill>
-                    <a:blip r:embed="rId77"/>
-                    <a:stretch>
-                      <a:fillRect/>
-                    </a:stretch>
-                  </pic:blipFill>
-                  <pic:spPr>
-                    <a:xfrm>
-                      <a:off x="0" y="0"/>
-                      <a:ext cx="5486400" cy="2261006"/>
-                    </a:xfrm>
-                    <a:prstGeom prst="rect"/>
-                  </pic:spPr>
-                </pic:pic>
-              </a:graphicData>
-            </a:graphic>
-          </wp:inline>
-        </w:drawing>
-      </w:r>
-    </w:p>
-    <w:p>
-      <w:pPr>
-        <w:pStyle w:val="Heading2"/>
-      </w:pPr>
-      <w:r>
-        <w:t>Title of this Plot</w:t>
-      </w:r>
-    </w:p>
-    <w:p>
-      <w:r>
-        <w:drawing>
-          <wp:inline xmlns:a="http://schemas.openxmlformats.org/drawingml/2006/main" xmlns:pic="http://schemas.openxmlformats.org/drawingml/2006/picture">
-            <wp:extent cx="5486400" cy="2261006"/>
-            <wp:docPr id="70" name="Picture 70"/>
-            <wp:cNvGraphicFramePr>
-              <a:graphicFrameLocks noChangeAspect="1"/>
-            </wp:cNvGraphicFramePr>
-            <a:graphic>
-              <a:graphicData uri="http://schemas.openxmlformats.org/drawingml/2006/picture">
-                <pic:pic>
-                  <pic:nvPicPr>
-                    <pic:cNvPr id="0" name="figure_70.png"/>
-                    <pic:cNvPicPr/>
-                  </pic:nvPicPr>
-                  <pic:blipFill>
-                    <a:blip r:embed="rId78"/>
-                    <a:stretch>
-                      <a:fillRect/>
-                    </a:stretch>
-                  </pic:blipFill>
-                  <pic:spPr>
-                    <a:xfrm>
-                      <a:off x="0" y="0"/>
-                      <a:ext cx="5486400" cy="2261006"/>
-                    </a:xfrm>
-                    <a:prstGeom prst="rect"/>
-                  </pic:spPr>
-                </pic:pic>
-              </a:graphicData>
-            </a:graphic>
-          </wp:inline>
-        </w:drawing>
-      </w:r>
-    </w:p>
-    <w:p>
-      <w:pPr>
-        <w:pStyle w:val="Heading2"/>
-      </w:pPr>
-      <w:r>
-        <w:t>Title of this Plot</w:t>
-      </w:r>
-    </w:p>
-    <w:p>
-      <w:r>
-        <w:drawing>
-          <wp:inline xmlns:a="http://schemas.openxmlformats.org/drawingml/2006/main" xmlns:pic="http://schemas.openxmlformats.org/drawingml/2006/picture">
-            <wp:extent cx="5486400" cy="2261006"/>
-            <wp:docPr id="71" name="Picture 71"/>
-            <wp:cNvGraphicFramePr>
-              <a:graphicFrameLocks noChangeAspect="1"/>
-            </wp:cNvGraphicFramePr>
-            <a:graphic>
-              <a:graphicData uri="http://schemas.openxmlformats.org/drawingml/2006/picture">
-                <pic:pic>
-                  <pic:nvPicPr>
-                    <pic:cNvPr id="0" name="figure_71.png"/>
-                    <pic:cNvPicPr/>
-                  </pic:nvPicPr>
-                  <pic:blipFill>
-                    <a:blip r:embed="rId79"/>
-                    <a:stretch>
-                      <a:fillRect/>
-                    </a:stretch>
-                  </pic:blipFill>
-                  <pic:spPr>
-                    <a:xfrm>
-                      <a:off x="0" y="0"/>
-                      <a:ext cx="5486400" cy="2261006"/>
-                    </a:xfrm>
-                    <a:prstGeom prst="rect"/>
-                  </pic:spPr>
-                </pic:pic>
-              </a:graphicData>
-            </a:graphic>
-          </wp:inline>
-        </w:drawing>
-      </w:r>
-    </w:p>
-    <w:p>
-      <w:pPr>
-        <w:pStyle w:val="Heading2"/>
-      </w:pPr>
-      <w:r>
-        <w:t>Title of this Plot</w:t>
-      </w:r>
-    </w:p>
-    <w:p>
-      <w:r>
-        <w:drawing>
-          <wp:inline xmlns:a="http://schemas.openxmlformats.org/drawingml/2006/main" xmlns:pic="http://schemas.openxmlformats.org/drawingml/2006/picture">
-            <wp:extent cx="5486400" cy="2256392"/>
-            <wp:docPr id="72" name="Picture 72"/>
-            <wp:cNvGraphicFramePr>
-              <a:graphicFrameLocks noChangeAspect="1"/>
-            </wp:cNvGraphicFramePr>
-            <a:graphic>
-              <a:graphicData uri="http://schemas.openxmlformats.org/drawingml/2006/picture">
-                <pic:pic>
-                  <pic:nvPicPr>
-                    <pic:cNvPr id="0" name="figure_72.png"/>
-                    <pic:cNvPicPr/>
-                  </pic:nvPicPr>
-                  <pic:blipFill>
-                    <a:blip r:embed="rId80"/>
-                    <a:stretch>
-                      <a:fillRect/>
-                    </a:stretch>
-                  </pic:blipFill>
-                  <pic:spPr>
-                    <a:xfrm>
-                      <a:off x="0" y="0"/>
-                      <a:ext cx="5486400" cy="2256392"/>
-                    </a:xfrm>
-                    <a:prstGeom prst="rect"/>
-                  </pic:spPr>
-                </pic:pic>
-              </a:graphicData>
-            </a:graphic>
-          </wp:inline>
-        </w:drawing>
-      </w:r>
-    </w:p>
-    <w:p>
-      <w:pPr>
-        <w:pStyle w:val="Heading2"/>
-      </w:pPr>
-      <w:r>
-        <w:t>Title of this Plot</w:t>
-      </w:r>
-    </w:p>
-    <w:p>
-      <w:r>
-        <w:drawing>
-          <wp:inline xmlns:a="http://schemas.openxmlformats.org/drawingml/2006/main" xmlns:pic="http://schemas.openxmlformats.org/drawingml/2006/picture">
-            <wp:extent cx="5486400" cy="2261006"/>
-            <wp:docPr id="73" name="Picture 73"/>
-            <wp:cNvGraphicFramePr>
-              <a:graphicFrameLocks noChangeAspect="1"/>
-            </wp:cNvGraphicFramePr>
-            <a:graphic>
-              <a:graphicData uri="http://schemas.openxmlformats.org/drawingml/2006/picture">
-                <pic:pic>
-                  <pic:nvPicPr>
-                    <pic:cNvPr id="0" name="figure_73.png"/>
-                    <pic:cNvPicPr/>
-                  </pic:nvPicPr>
-                  <pic:blipFill>
-                    <a:blip r:embed="rId81"/>
-                    <a:stretch>
-                      <a:fillRect/>
-                    </a:stretch>
-                  </pic:blipFill>
-                  <pic:spPr>
-                    <a:xfrm>
-                      <a:off x="0" y="0"/>
-                      <a:ext cx="5486400" cy="2261006"/>
-                    </a:xfrm>
-                    <a:prstGeom prst="rect"/>
-                  </pic:spPr>
-                </pic:pic>
-              </a:graphicData>
-            </a:graphic>
-          </wp:inline>
-        </w:drawing>
-      </w:r>
-    </w:p>
-    <w:p>
-      <w:pPr>
-        <w:pStyle w:val="Heading2"/>
-      </w:pPr>
-      <w:r>
-        <w:t>Title of this Plot</w:t>
-      </w:r>
-    </w:p>
-    <w:p>
-      <w:r>
-        <w:drawing>
-          <wp:inline xmlns:a="http://schemas.openxmlformats.org/drawingml/2006/main" xmlns:pic="http://schemas.openxmlformats.org/drawingml/2006/picture">
-            <wp:extent cx="5486400" cy="2256392"/>
-            <wp:docPr id="74" name="Picture 74"/>
-            <wp:cNvGraphicFramePr>
-              <a:graphicFrameLocks noChangeAspect="1"/>
-            </wp:cNvGraphicFramePr>
-            <a:graphic>
-              <a:graphicData uri="http://schemas.openxmlformats.org/drawingml/2006/picture">
-                <pic:pic>
-                  <pic:nvPicPr>
-                    <pic:cNvPr id="0" name="figure_74.png"/>
-                    <pic:cNvPicPr/>
-                  </pic:nvPicPr>
-                  <pic:blipFill>
-                    <a:blip r:embed="rId82"/>
-                    <a:stretch>
-                      <a:fillRect/>
-                    </a:stretch>
-                  </pic:blipFill>
-                  <pic:spPr>
-                    <a:xfrm>
-                      <a:off x="0" y="0"/>
-                      <a:ext cx="5486400" cy="2256392"/>
-                    </a:xfrm>
-                    <a:prstGeom prst="rect"/>
-                  </pic:spPr>
-                </pic:pic>
-              </a:graphicData>
-            </a:graphic>
-          </wp:inline>
-        </w:drawing>
-      </w:r>
-    </w:p>
-    <w:p>
-      <w:pPr>
-        <w:pStyle w:val="Heading2"/>
-      </w:pPr>
-      <w:r>
-        <w:t>Title of this Plot</w:t>
-      </w:r>
-    </w:p>
-    <w:p>
-      <w:r>
-        <w:drawing>
-          <wp:inline xmlns:a="http://schemas.openxmlformats.org/drawingml/2006/main" xmlns:pic="http://schemas.openxmlformats.org/drawingml/2006/picture">
-            <wp:extent cx="5486400" cy="2261006"/>
-            <wp:docPr id="75" name="Picture 75"/>
-            <wp:cNvGraphicFramePr>
-              <a:graphicFrameLocks noChangeAspect="1"/>
-            </wp:cNvGraphicFramePr>
-            <a:graphic>
-              <a:graphicData uri="http://schemas.openxmlformats.org/drawingml/2006/picture">
-                <pic:pic>
-                  <pic:nvPicPr>
-                    <pic:cNvPr id="0" name="figure_75.png"/>
-                    <pic:cNvPicPr/>
-                  </pic:nvPicPr>
-                  <pic:blipFill>
-                    <a:blip r:embed="rId83"/>
-                    <a:stretch>
-                      <a:fillRect/>
-                    </a:stretch>
-                  </pic:blipFill>
-                  <pic:spPr>
-                    <a:xfrm>
-                      <a:off x="0" y="0"/>
-                      <a:ext cx="5486400" cy="2261006"/>
-                    </a:xfrm>
-                    <a:prstGeom prst="rect"/>
-                  </pic:spPr>
-                </pic:pic>
-              </a:graphicData>
-            </a:graphic>
-          </wp:inline>
-        </w:drawing>
-      </w:r>
-    </w:p>
-    <w:p>
-      <w:pPr>
-        <w:pStyle w:val="Heading2"/>
-      </w:pPr>
-      <w:r>
-        <w:t>Title of this Plot</w:t>
-      </w:r>
-    </w:p>
-    <w:p>
-      <w:r>
-        <w:drawing>
-          <wp:inline xmlns:a="http://schemas.openxmlformats.org/drawingml/2006/main" xmlns:pic="http://schemas.openxmlformats.org/drawingml/2006/picture">
-            <wp:extent cx="5486400" cy="2261006"/>
-            <wp:docPr id="76" name="Picture 76"/>
-            <wp:cNvGraphicFramePr>
-              <a:graphicFrameLocks noChangeAspect="1"/>
-            </wp:cNvGraphicFramePr>
-            <a:graphic>
-              <a:graphicData uri="http://schemas.openxmlformats.org/drawingml/2006/picture">
-                <pic:pic>
-                  <pic:nvPicPr>
-                    <pic:cNvPr id="0" name="figure_76.png"/>
-                    <pic:cNvPicPr/>
-                  </pic:nvPicPr>
-                  <pic:blipFill>
-                    <a:blip r:embed="rId84"/>
-                    <a:stretch>
-                      <a:fillRect/>
-                    </a:stretch>
-                  </pic:blipFill>
-                  <pic:spPr>
-                    <a:xfrm>
-                      <a:off x="0" y="0"/>
-                      <a:ext cx="5486400" cy="2261006"/>
-                    </a:xfrm>
-                    <a:prstGeom prst="rect"/>
-                  </pic:spPr>
-                </pic:pic>
-              </a:graphicData>
-            </a:graphic>
-          </wp:inline>
-        </w:drawing>
-      </w:r>
-    </w:p>
-    <w:p>
-      <w:pPr>
-        <w:pStyle w:val="Heading2"/>
-      </w:pPr>
-      <w:r>
-        <w:t>Title of this Plot</w:t>
-      </w:r>
-    </w:p>
-    <w:p>
-      <w:r>
-        <w:drawing>
-          <wp:inline xmlns:a="http://schemas.openxmlformats.org/drawingml/2006/main" xmlns:pic="http://schemas.openxmlformats.org/drawingml/2006/picture">
-            <wp:extent cx="5486400" cy="2261006"/>
-            <wp:docPr id="77" name="Picture 77"/>
-            <wp:cNvGraphicFramePr>
-              <a:graphicFrameLocks noChangeAspect="1"/>
-            </wp:cNvGraphicFramePr>
-            <a:graphic>
-              <a:graphicData uri="http://schemas.openxmlformats.org/drawingml/2006/picture">
-                <pic:pic>
-                  <pic:nvPicPr>
-                    <pic:cNvPr id="0" name="figure_77.png"/>
-                    <pic:cNvPicPr/>
-                  </pic:nvPicPr>
-                  <pic:blipFill>
-                    <a:blip r:embed="rId85"/>
-                    <a:stretch>
-                      <a:fillRect/>
-                    </a:stretch>
-                  </pic:blipFill>
-                  <pic:spPr>
-                    <a:xfrm>
-                      <a:off x="0" y="0"/>
-                      <a:ext cx="5486400" cy="2261006"/>
-                    </a:xfrm>
-                    <a:prstGeom prst="rect"/>
-                  </pic:spPr>
-                </pic:pic>
-              </a:graphicData>
-            </a:graphic>
-          </wp:inline>
-        </w:drawing>
-      </w:r>
-    </w:p>
-    <w:p>
-      <w:pPr>
-        <w:pStyle w:val="Heading2"/>
-      </w:pPr>
-      <w:r>
-        <w:t>Title of this Plot</w:t>
-      </w:r>
-    </w:p>
-    <w:p>
-      <w:r>
-        <w:drawing>
-          <wp:inline xmlns:a="http://schemas.openxmlformats.org/drawingml/2006/main" xmlns:pic="http://schemas.openxmlformats.org/drawingml/2006/picture">
-            <wp:extent cx="5486400" cy="3402957"/>
-            <wp:docPr id="78" name="Picture 78"/>
-            <wp:cNvGraphicFramePr>
-              <a:graphicFrameLocks noChangeAspect="1"/>
-            </wp:cNvGraphicFramePr>
-            <a:graphic>
-              <a:graphicData uri="http://schemas.openxmlformats.org/drawingml/2006/picture">
-                <pic:pic>
-                  <pic:nvPicPr>
-                    <pic:cNvPr id="0" name="figure_78.png"/>
-                    <pic:cNvPicPr/>
-                  </pic:nvPicPr>
-                  <pic:blipFill>
-                    <a:blip r:embed="rId86"/>
-                    <a:stretch>
-                      <a:fillRect/>
-                    </a:stretch>
-                  </pic:blipFill>
-                  <pic:spPr>
-                    <a:xfrm>
-                      <a:off x="0" y="0"/>
-                      <a:ext cx="5486400" cy="3402957"/>
-                    </a:xfrm>
-                    <a:prstGeom prst="rect"/>
-                  </pic:spPr>
-                </pic:pic>
-              </a:graphicData>
-            </a:graphic>
-          </wp:inline>
-        </w:drawing>
-      </w:r>
-    </w:p>
-    <w:p>
-      <w:pPr>
-        <w:pStyle w:val="Heading2"/>
-      </w:pPr>
-      <w:r>
-        <w:t>Title of this Plot</w:t>
-      </w:r>
-    </w:p>
-    <w:p>
-      <w:r>
-        <w:drawing>
-          <wp:inline xmlns:a="http://schemas.openxmlformats.org/drawingml/2006/main" xmlns:pic="http://schemas.openxmlformats.org/drawingml/2006/picture">
-            <wp:extent cx="5486400" cy="3402957"/>
-            <wp:docPr id="79" name="Picture 79"/>
-            <wp:cNvGraphicFramePr>
-              <a:graphicFrameLocks noChangeAspect="1"/>
-            </wp:cNvGraphicFramePr>
-            <a:graphic>
-              <a:graphicData uri="http://schemas.openxmlformats.org/drawingml/2006/picture">
-                <pic:pic>
-                  <pic:nvPicPr>
-                    <pic:cNvPr id="0" name="figure_79.png"/>
-                    <pic:cNvPicPr/>
-                  </pic:nvPicPr>
-                  <pic:blipFill>
-                    <a:blip r:embed="rId87"/>
-                    <a:stretch>
-                      <a:fillRect/>
-                    </a:stretch>
-                  </pic:blipFill>
-                  <pic:spPr>
-                    <a:xfrm>
-                      <a:off x="0" y="0"/>
-                      <a:ext cx="5486400" cy="3402957"/>
-                    </a:xfrm>
-                    <a:prstGeom prst="rect"/>
-                  </pic:spPr>
-                </pic:pic>
-              </a:graphicData>
-            </a:graphic>
-          </wp:inline>
-        </w:drawing>
-      </w:r>
-    </w:p>
-    <w:p>
-      <w:pPr>
-        <w:pStyle w:val="Heading2"/>
-      </w:pPr>
-      <w:r>
-        <w:t>Title of this Plot</w:t>
-      </w:r>
-    </w:p>
-    <w:p>
-      <w:r>
-        <w:drawing>
-          <wp:inline xmlns:a="http://schemas.openxmlformats.org/drawingml/2006/main" xmlns:pic="http://schemas.openxmlformats.org/drawingml/2006/picture">
-            <wp:extent cx="5486400" cy="3402957"/>
-            <wp:docPr id="80" name="Picture 80"/>
-            <wp:cNvGraphicFramePr>
-              <a:graphicFrameLocks noChangeAspect="1"/>
-            </wp:cNvGraphicFramePr>
-            <a:graphic>
-              <a:graphicData uri="http://schemas.openxmlformats.org/drawingml/2006/picture">
-                <pic:pic>
-                  <pic:nvPicPr>
-                    <pic:cNvPr id="0" name="figure_80.png"/>
-                    <pic:cNvPicPr/>
-                  </pic:nvPicPr>
-                  <pic:blipFill>
-                    <a:blip r:embed="rId88"/>
-                    <a:stretch>
-                      <a:fillRect/>
-                    </a:stretch>
-                  </pic:blipFill>
-                  <pic:spPr>
-                    <a:xfrm>
-                      <a:off x="0" y="0"/>
-                      <a:ext cx="5486400" cy="3402957"/>
-                    </a:xfrm>
-                    <a:prstGeom prst="rect"/>
-                  </pic:spPr>
-                </pic:pic>
-              </a:graphicData>
-            </a:graphic>
-          </wp:inline>
-        </w:drawing>
-      </w:r>
-    </w:p>
-    <w:p>
-      <w:pPr>
-        <w:pStyle w:val="Heading2"/>
-      </w:pPr>
-      <w:r>
-        <w:t>Title of this Plot</w:t>
-      </w:r>
-    </w:p>
-    <w:p>
-      <w:r>
-        <w:drawing>
-          <wp:inline xmlns:a="http://schemas.openxmlformats.org/drawingml/2006/main" xmlns:pic="http://schemas.openxmlformats.org/drawingml/2006/picture">
-            <wp:extent cx="5486400" cy="3402957"/>
-            <wp:docPr id="81" name="Picture 81"/>
-            <wp:cNvGraphicFramePr>
-              <a:graphicFrameLocks noChangeAspect="1"/>
-            </wp:cNvGraphicFramePr>
-            <a:graphic>
-              <a:graphicData uri="http://schemas.openxmlformats.org/drawingml/2006/picture">
-                <pic:pic>
-                  <pic:nvPicPr>
-                    <pic:cNvPr id="0" name="figure_81.png"/>
-                    <pic:cNvPicPr/>
-                  </pic:nvPicPr>
-                  <pic:blipFill>
-                    <a:blip r:embed="rId89"/>
-                    <a:stretch>
-                      <a:fillRect/>
-                    </a:stretch>
-                  </pic:blipFill>
-                  <pic:spPr>
-                    <a:xfrm>
-                      <a:off x="0" y="0"/>
-                      <a:ext cx="5486400" cy="3402957"/>
-                    </a:xfrm>
-                    <a:prstGeom prst="rect"/>
-                  </pic:spPr>
-                </pic:pic>
-              </a:graphicData>
-            </a:graphic>
-          </wp:inline>
-        </w:drawing>
-      </w:r>
-    </w:p>
-    <w:p>
-      <w:pPr>
-        <w:pStyle w:val="Heading2"/>
-      </w:pPr>
-      <w:r>
-        <w:t>Title of this Plot</w:t>
-      </w:r>
-    </w:p>
-    <w:p>
-      <w:r>
-        <w:drawing>
-          <wp:inline xmlns:a="http://schemas.openxmlformats.org/drawingml/2006/main" xmlns:pic="http://schemas.openxmlformats.org/drawingml/2006/picture">
-            <wp:extent cx="5486400" cy="2163494"/>
-            <wp:docPr id="82" name="Picture 82"/>
-            <wp:cNvGraphicFramePr>
-              <a:graphicFrameLocks noChangeAspect="1"/>
-            </wp:cNvGraphicFramePr>
-            <a:graphic>
-              <a:graphicData uri="http://schemas.openxmlformats.org/drawingml/2006/picture">
-                <pic:pic>
-                  <pic:nvPicPr>
-                    <pic:cNvPr id="0" name="figure_82.png"/>
-                    <pic:cNvPicPr/>
-                  </pic:nvPicPr>
-                  <pic:blipFill>
-                    <a:blip r:embed="rId90"/>
-                    <a:stretch>
-                      <a:fillRect/>
-                    </a:stretch>
-                  </pic:blipFill>
-                  <pic:spPr>
-                    <a:xfrm>
-                      <a:off x="0" y="0"/>
-                      <a:ext cx="5486400" cy="2163494"/>
-                    </a:xfrm>
-                    <a:prstGeom prst="rect"/>
-                  </pic:spPr>
-                </pic:pic>
-              </a:graphicData>
-            </a:graphic>
-          </wp:inline>
-        </w:drawing>
-      </w:r>
-    </w:p>
-    <w:p>
-      <w:pPr>
-        <w:pStyle w:val="Heading2"/>
-      </w:pPr>
-      <w:r>
-        <w:t>Title of this Plot</w:t>
-      </w:r>
-    </w:p>
-    <w:p>
-      <w:r>
-        <w:drawing>
-          <wp:inline xmlns:a="http://schemas.openxmlformats.org/drawingml/2006/main" xmlns:pic="http://schemas.openxmlformats.org/drawingml/2006/picture">
-            <wp:extent cx="5486400" cy="2163494"/>
-            <wp:docPr id="83" name="Picture 83"/>
-            <wp:cNvGraphicFramePr>
-              <a:graphicFrameLocks noChangeAspect="1"/>
-            </wp:cNvGraphicFramePr>
-            <a:graphic>
-              <a:graphicData uri="http://schemas.openxmlformats.org/drawingml/2006/picture">
-                <pic:pic>
-                  <pic:nvPicPr>
-                    <pic:cNvPr id="0" name="figure_83.png"/>
-                    <pic:cNvPicPr/>
-                  </pic:nvPicPr>
-                  <pic:blipFill>
-                    <a:blip r:embed="rId91"/>
-                    <a:stretch>
-                      <a:fillRect/>
-                    </a:stretch>
-                  </pic:blipFill>
-                  <pic:spPr>
-                    <a:xfrm>
-                      <a:off x="0" y="0"/>
-                      <a:ext cx="5486400" cy="2163494"/>
-                    </a:xfrm>
-                    <a:prstGeom prst="rect"/>
-                  </pic:spPr>
-                </pic:pic>
-              </a:graphicData>
-            </a:graphic>
-          </wp:inline>
-        </w:drawing>
-      </w:r>
-    </w:p>
-    <w:p>
-      <w:pPr>
-        <w:pStyle w:val="Heading2"/>
-      </w:pPr>
-      <w:r>
-        <w:t>Title of this Plot</w:t>
-      </w:r>
-    </w:p>
-    <w:p>
-      <w:r>
-        <w:drawing>
-          <wp:inline xmlns:a="http://schemas.openxmlformats.org/drawingml/2006/main" xmlns:pic="http://schemas.openxmlformats.org/drawingml/2006/picture">
-            <wp:extent cx="5486400" cy="2163494"/>
-            <wp:docPr id="84" name="Picture 84"/>
-            <wp:cNvGraphicFramePr>
-              <a:graphicFrameLocks noChangeAspect="1"/>
-            </wp:cNvGraphicFramePr>
-            <a:graphic>
-              <a:graphicData uri="http://schemas.openxmlformats.org/drawingml/2006/picture">
-                <pic:pic>
-                  <pic:nvPicPr>
-                    <pic:cNvPr id="0" name="figure_84.png"/>
-                    <pic:cNvPicPr/>
-                  </pic:nvPicPr>
-                  <pic:blipFill>
-                    <a:blip r:embed="rId92"/>
-                    <a:stretch>
-                      <a:fillRect/>
-                    </a:stretch>
-                  </pic:blipFill>
-                  <pic:spPr>
-                    <a:xfrm>
-                      <a:off x="0" y="0"/>
-                      <a:ext cx="5486400" cy="2163494"/>
-                    </a:xfrm>
-                    <a:prstGeom prst="rect"/>
-                  </pic:spPr>
-                </pic:pic>
-              </a:graphicData>
-            </a:graphic>
-          </wp:inline>
-        </w:drawing>
-      </w:r>
-    </w:p>
-    <w:p>
-      <w:pPr>
-        <w:pStyle w:val="Heading2"/>
-      </w:pPr>
-      <w:r>
-        <w:t>Title of this Plot</w:t>
-      </w:r>
-    </w:p>
-    <w:p>
-      <w:r>
-        <w:drawing>
-          <wp:inline xmlns:a="http://schemas.openxmlformats.org/drawingml/2006/main" xmlns:pic="http://schemas.openxmlformats.org/drawingml/2006/picture">
-            <wp:extent cx="5486400" cy="2163494"/>
-            <wp:docPr id="85" name="Picture 85"/>
-            <wp:cNvGraphicFramePr>
-              <a:graphicFrameLocks noChangeAspect="1"/>
-            </wp:cNvGraphicFramePr>
-            <a:graphic>
-              <a:graphicData uri="http://schemas.openxmlformats.org/drawingml/2006/picture">
-                <pic:pic>
-                  <pic:nvPicPr>
-                    <pic:cNvPr id="0" name="figure_85.png"/>
-                    <pic:cNvPicPr/>
-                  </pic:nvPicPr>
-                  <pic:blipFill>
-                    <a:blip r:embed="rId93"/>
-                    <a:stretch>
-                      <a:fillRect/>
-                    </a:stretch>
-                  </pic:blipFill>
-                  <pic:spPr>
-                    <a:xfrm>
-                      <a:off x="0" y="0"/>
-                      <a:ext cx="5486400" cy="2163494"/>
-                    </a:xfrm>
-                    <a:prstGeom prst="rect"/>
-                  </pic:spPr>
-                </pic:pic>
-              </a:graphicData>
-            </a:graphic>
-          </wp:inline>
-        </w:drawing>
-      </w:r>
-    </w:p>
-    <w:p>
-      <w:pPr>
-        <w:pStyle w:val="Heading2"/>
-      </w:pPr>
-      <w:r>
-        <w:t>Title of this Plot</w:t>
-      </w:r>
-    </w:p>
-    <w:p>
-      <w:r>
-        <w:drawing>
-          <wp:inline xmlns:a="http://schemas.openxmlformats.org/drawingml/2006/main" xmlns:pic="http://schemas.openxmlformats.org/drawingml/2006/picture">
-            <wp:extent cx="5486400" cy="2163494"/>
-            <wp:docPr id="86" name="Picture 86"/>
-            <wp:cNvGraphicFramePr>
-              <a:graphicFrameLocks noChangeAspect="1"/>
-            </wp:cNvGraphicFramePr>
-            <a:graphic>
-              <a:graphicData uri="http://schemas.openxmlformats.org/drawingml/2006/picture">
-                <pic:pic>
-                  <pic:nvPicPr>
-                    <pic:cNvPr id="0" name="figure_86.png"/>
-                    <pic:cNvPicPr/>
-                  </pic:nvPicPr>
-                  <pic:blipFill>
-                    <a:blip r:embed="rId94"/>
-                    <a:stretch>
-                      <a:fillRect/>
-                    </a:stretch>
-                  </pic:blipFill>
-                  <pic:spPr>
-                    <a:xfrm>
-                      <a:off x="0" y="0"/>
-                      <a:ext cx="5486400" cy="2163494"/>
-                    </a:xfrm>
-                    <a:prstGeom prst="rect"/>
-                  </pic:spPr>
-                </pic:pic>
-              </a:graphicData>
-            </a:graphic>
-          </wp:inline>
-        </w:drawing>
+        <w:br/>
+        <w:t xml:space="preserve">    - The DNS datasets from Beth and Cribo, after merging and cleaning, provide diverse features useful for security analysis and machine learning.</w:t>
+        <w:br/>
+        <w:t xml:space="preserve">    - Data distributions are generally reasonable; some outliers exist, notably in principal component 1 (|z|&gt;3: 84).</w:t>
+        <w:br/>
+        <w:t xml:space="preserve">    - The first principal component explains 9.5% of the variance; the first two explain 15.3%. Thus, much of the dataset can be summarized in 1-2 dimensions.</w:t>
+        <w:br/>
+        <w:t xml:space="preserve">    - The most predictive features for 'evil' (malicious) are: sus, DnsAnswer, SensorId, DnsQueryNames. The linear regression R² score is 0.26.</w:t>
+        <w:br/>
+        <w:t xml:space="preserve">    - Overall, the data appear usable for predictive modeling, with adequate coverage and feature variety.</w:t>
+        <w:br/>
+        <w:t xml:space="preserve">    </w:t>
       </w:r>
     </w:p>
     <w:sectPr>

--- a/DNS_EDA_Report.docx
+++ b/DNS_EDA_Report.docx
@@ -638,7 +638,7 @@
       <w:r>
         <w:drawing>
           <wp:inline xmlns:a="http://schemas.openxmlformats.org/drawingml/2006/main" xmlns:pic="http://schemas.openxmlformats.org/drawingml/2006/picture">
-            <wp:extent cx="5486400" cy="4148051"/>
+            <wp:extent cx="5486400" cy="4202982"/>
             <wp:docPr id="15" name="Picture 15"/>
             <wp:cNvGraphicFramePr>
               <a:graphicFrameLocks noChangeAspect="1"/>
@@ -659,7 +659,7 @@
                   <pic:spPr>
                     <a:xfrm>
                       <a:off x="0" y="0"/>
-                      <a:ext cx="5486400" cy="4148051"/>
+                      <a:ext cx="5486400" cy="4202982"/>
                     </a:xfrm>
                     <a:prstGeom prst="rect"/>
                   </pic:spPr>
@@ -682,7 +682,7 @@
       <w:r>
         <w:drawing>
           <wp:inline xmlns:a="http://schemas.openxmlformats.org/drawingml/2006/main" xmlns:pic="http://schemas.openxmlformats.org/drawingml/2006/picture">
-            <wp:extent cx="5486400" cy="4148051"/>
+            <wp:extent cx="5486400" cy="3272979"/>
             <wp:docPr id="16" name="Picture 16"/>
             <wp:cNvGraphicFramePr>
               <a:graphicFrameLocks noChangeAspect="1"/>
@@ -691,11 +691,11 @@
               <a:graphicData uri="http://schemas.openxmlformats.org/drawingml/2006/picture">
                 <pic:pic>
                   <pic:nvPicPr>
-                    <pic:cNvPr id="0" name="figure_15.png"/>
+                    <pic:cNvPr id="0" name="figure_16.png"/>
                     <pic:cNvPicPr/>
                   </pic:nvPicPr>
                   <pic:blipFill>
-                    <a:blip r:embed="rId23"/>
+                    <a:blip r:embed="rId24"/>
                     <a:stretch>
                       <a:fillRect/>
                     </a:stretch>
@@ -703,7 +703,7 @@
                   <pic:spPr>
                     <a:xfrm>
                       <a:off x="0" y="0"/>
-                      <a:ext cx="5486400" cy="4148051"/>
+                      <a:ext cx="5486400" cy="3272979"/>
                     </a:xfrm>
                     <a:prstGeom prst="rect"/>
                   </pic:spPr>
@@ -726,7 +726,7 @@
       <w:r>
         <w:drawing>
           <wp:inline xmlns:a="http://schemas.openxmlformats.org/drawingml/2006/main" xmlns:pic="http://schemas.openxmlformats.org/drawingml/2006/picture">
-            <wp:extent cx="5486400" cy="4148051"/>
+            <wp:extent cx="5486400" cy="2708476"/>
             <wp:docPr id="17" name="Picture 17"/>
             <wp:cNvGraphicFramePr>
               <a:graphicFrameLocks noChangeAspect="1"/>
@@ -735,11 +735,11 @@
               <a:graphicData uri="http://schemas.openxmlformats.org/drawingml/2006/picture">
                 <pic:pic>
                   <pic:nvPicPr>
-                    <pic:cNvPr id="0" name="figure_15.png"/>
+                    <pic:cNvPr id="0" name="figure_17.png"/>
                     <pic:cNvPicPr/>
                   </pic:nvPicPr>
                   <pic:blipFill>
-                    <a:blip r:embed="rId23"/>
+                    <a:blip r:embed="rId25"/>
                     <a:stretch>
                       <a:fillRect/>
                     </a:stretch>
@@ -747,7 +747,7 @@
                   <pic:spPr>
                     <a:xfrm>
                       <a:off x="0" y="0"/>
-                      <a:ext cx="5486400" cy="4148051"/>
+                      <a:ext cx="5486400" cy="2708476"/>
                     </a:xfrm>
                     <a:prstGeom prst="rect"/>
                   </pic:spPr>
@@ -770,7 +770,7 @@
       <w:r>
         <w:drawing>
           <wp:inline xmlns:a="http://schemas.openxmlformats.org/drawingml/2006/main" xmlns:pic="http://schemas.openxmlformats.org/drawingml/2006/picture">
-            <wp:extent cx="5486400" cy="4148051"/>
+            <wp:extent cx="5486400" cy="4231341"/>
             <wp:docPr id="18" name="Picture 18"/>
             <wp:cNvGraphicFramePr>
               <a:graphicFrameLocks noChangeAspect="1"/>
@@ -779,11 +779,11 @@
               <a:graphicData uri="http://schemas.openxmlformats.org/drawingml/2006/picture">
                 <pic:pic>
                   <pic:nvPicPr>
-                    <pic:cNvPr id="0" name="figure_15.png"/>
+                    <pic:cNvPr id="0" name="figure_18.png"/>
                     <pic:cNvPicPr/>
                   </pic:nvPicPr>
                   <pic:blipFill>
-                    <a:blip r:embed="rId23"/>
+                    <a:blip r:embed="rId26"/>
                     <a:stretch>
                       <a:fillRect/>
                     </a:stretch>
@@ -791,7 +791,7 @@
                   <pic:spPr>
                     <a:xfrm>
                       <a:off x="0" y="0"/>
-                      <a:ext cx="5486400" cy="4148051"/>
+                      <a:ext cx="5486400" cy="4231341"/>
                     </a:xfrm>
                     <a:prstGeom prst="rect"/>
                   </pic:spPr>
@@ -814,7 +814,7 @@
       <w:r>
         <w:drawing>
           <wp:inline xmlns:a="http://schemas.openxmlformats.org/drawingml/2006/main" xmlns:pic="http://schemas.openxmlformats.org/drawingml/2006/picture">
-            <wp:extent cx="5486400" cy="4148051"/>
+            <wp:extent cx="5486400" cy="3101009"/>
             <wp:docPr id="19" name="Picture 19"/>
             <wp:cNvGraphicFramePr>
               <a:graphicFrameLocks noChangeAspect="1"/>
@@ -823,11 +823,11 @@
               <a:graphicData uri="http://schemas.openxmlformats.org/drawingml/2006/picture">
                 <pic:pic>
                   <pic:nvPicPr>
-                    <pic:cNvPr id="0" name="figure_15.png"/>
+                    <pic:cNvPr id="0" name="figure_19.png"/>
                     <pic:cNvPicPr/>
                   </pic:nvPicPr>
                   <pic:blipFill>
-                    <a:blip r:embed="rId23"/>
+                    <a:blip r:embed="rId27"/>
                     <a:stretch>
                       <a:fillRect/>
                     </a:stretch>
@@ -835,7 +835,7 @@
                   <pic:spPr>
                     <a:xfrm>
                       <a:off x="0" y="0"/>
-                      <a:ext cx="5486400" cy="4148051"/>
+                      <a:ext cx="5486400" cy="3101009"/>
                     </a:xfrm>
                     <a:prstGeom prst="rect"/>
                   </pic:spPr>
@@ -858,7 +858,7 @@
       <w:r>
         <w:drawing>
           <wp:inline xmlns:a="http://schemas.openxmlformats.org/drawingml/2006/main" xmlns:pic="http://schemas.openxmlformats.org/drawingml/2006/picture">
-            <wp:extent cx="5486400" cy="4148051"/>
+            <wp:extent cx="5486400" cy="1766807"/>
             <wp:docPr id="20" name="Picture 20"/>
             <wp:cNvGraphicFramePr>
               <a:graphicFrameLocks noChangeAspect="1"/>
@@ -867,11 +867,11 @@
               <a:graphicData uri="http://schemas.openxmlformats.org/drawingml/2006/picture">
                 <pic:pic>
                   <pic:nvPicPr>
-                    <pic:cNvPr id="0" name="figure_15.png"/>
+                    <pic:cNvPr id="0" name="figure_20.png"/>
                     <pic:cNvPicPr/>
                   </pic:nvPicPr>
                   <pic:blipFill>
-                    <a:blip r:embed="rId23"/>
+                    <a:blip r:embed="rId28"/>
                     <a:stretch>
                       <a:fillRect/>
                     </a:stretch>
@@ -879,7 +879,7 @@
                   <pic:spPr>
                     <a:xfrm>
                       <a:off x="0" y="0"/>
-                      <a:ext cx="5486400" cy="4148051"/>
+                      <a:ext cx="5486400" cy="1766807"/>
                     </a:xfrm>
                     <a:prstGeom prst="rect"/>
                   </pic:spPr>
@@ -902,7 +902,7 @@
       <w:r>
         <w:drawing>
           <wp:inline xmlns:a="http://schemas.openxmlformats.org/drawingml/2006/main" xmlns:pic="http://schemas.openxmlformats.org/drawingml/2006/picture">
-            <wp:extent cx="5486400" cy="4148051"/>
+            <wp:extent cx="5486400" cy="1766807"/>
             <wp:docPr id="21" name="Picture 21"/>
             <wp:cNvGraphicFramePr>
               <a:graphicFrameLocks noChangeAspect="1"/>
@@ -911,11 +911,11 @@
               <a:graphicData uri="http://schemas.openxmlformats.org/drawingml/2006/picture">
                 <pic:pic>
                   <pic:nvPicPr>
-                    <pic:cNvPr id="0" name="figure_15.png"/>
+                    <pic:cNvPr id="0" name="figure_21.png"/>
                     <pic:cNvPicPr/>
                   </pic:nvPicPr>
                   <pic:blipFill>
-                    <a:blip r:embed="rId23"/>
+                    <a:blip r:embed="rId29"/>
                     <a:stretch>
                       <a:fillRect/>
                     </a:stretch>
@@ -923,7 +923,7 @@
                   <pic:spPr>
                     <a:xfrm>
                       <a:off x="0" y="0"/>
-                      <a:ext cx="5486400" cy="4148051"/>
+                      <a:ext cx="5486400" cy="1766807"/>
                     </a:xfrm>
                     <a:prstGeom prst="rect"/>
                   </pic:spPr>
@@ -946,7 +946,7 @@
       <w:r>
         <w:drawing>
           <wp:inline xmlns:a="http://schemas.openxmlformats.org/drawingml/2006/main" xmlns:pic="http://schemas.openxmlformats.org/drawingml/2006/picture">
-            <wp:extent cx="5486400" cy="4148051"/>
+            <wp:extent cx="5486400" cy="1766807"/>
             <wp:docPr id="22" name="Picture 22"/>
             <wp:cNvGraphicFramePr>
               <a:graphicFrameLocks noChangeAspect="1"/>
@@ -955,11 +955,11 @@
               <a:graphicData uri="http://schemas.openxmlformats.org/drawingml/2006/picture">
                 <pic:pic>
                   <pic:nvPicPr>
-                    <pic:cNvPr id="0" name="figure_15.png"/>
+                    <pic:cNvPr id="0" name="figure_22.png"/>
                     <pic:cNvPicPr/>
                   </pic:nvPicPr>
                   <pic:blipFill>
-                    <a:blip r:embed="rId23"/>
+                    <a:blip r:embed="rId30"/>
                     <a:stretch>
                       <a:fillRect/>
                     </a:stretch>
@@ -967,7 +967,7 @@
                   <pic:spPr>
                     <a:xfrm>
                       <a:off x="0" y="0"/>
-                      <a:ext cx="5486400" cy="4148051"/>
+                      <a:ext cx="5486400" cy="1766807"/>
                     </a:xfrm>
                     <a:prstGeom prst="rect"/>
                   </pic:spPr>
@@ -990,7 +990,7 @@
       <w:r>
         <w:drawing>
           <wp:inline xmlns:a="http://schemas.openxmlformats.org/drawingml/2006/main" xmlns:pic="http://schemas.openxmlformats.org/drawingml/2006/picture">
-            <wp:extent cx="5486400" cy="4148051"/>
+            <wp:extent cx="5486400" cy="1766807"/>
             <wp:docPr id="23" name="Picture 23"/>
             <wp:cNvGraphicFramePr>
               <a:graphicFrameLocks noChangeAspect="1"/>
@@ -999,11 +999,11 @@
               <a:graphicData uri="http://schemas.openxmlformats.org/drawingml/2006/picture">
                 <pic:pic>
                   <pic:nvPicPr>
-                    <pic:cNvPr id="0" name="figure_15.png"/>
+                    <pic:cNvPr id="0" name="figure_23.png"/>
                     <pic:cNvPicPr/>
                   </pic:nvPicPr>
                   <pic:blipFill>
-                    <a:blip r:embed="rId23"/>
+                    <a:blip r:embed="rId31"/>
                     <a:stretch>
                       <a:fillRect/>
                     </a:stretch>
@@ -1011,7 +1011,7 @@
                   <pic:spPr>
                     <a:xfrm>
                       <a:off x="0" y="0"/>
-                      <a:ext cx="5486400" cy="4148051"/>
+                      <a:ext cx="5486400" cy="1766807"/>
                     </a:xfrm>
                     <a:prstGeom prst="rect"/>
                   </pic:spPr>
@@ -1034,7 +1034,7 @@
       <w:r>
         <w:drawing>
           <wp:inline xmlns:a="http://schemas.openxmlformats.org/drawingml/2006/main" xmlns:pic="http://schemas.openxmlformats.org/drawingml/2006/picture">
-            <wp:extent cx="5486400" cy="4148051"/>
+            <wp:extent cx="5486400" cy="1766807"/>
             <wp:docPr id="24" name="Picture 24"/>
             <wp:cNvGraphicFramePr>
               <a:graphicFrameLocks noChangeAspect="1"/>
@@ -1043,11 +1043,11 @@
               <a:graphicData uri="http://schemas.openxmlformats.org/drawingml/2006/picture">
                 <pic:pic>
                   <pic:nvPicPr>
-                    <pic:cNvPr id="0" name="figure_15.png"/>
+                    <pic:cNvPr id="0" name="figure_24.png"/>
                     <pic:cNvPicPr/>
                   </pic:nvPicPr>
                   <pic:blipFill>
-                    <a:blip r:embed="rId23"/>
+                    <a:blip r:embed="rId32"/>
                     <a:stretch>
                       <a:fillRect/>
                     </a:stretch>
@@ -1055,7 +1055,7 @@
                   <pic:spPr>
                     <a:xfrm>
                       <a:off x="0" y="0"/>
-                      <a:ext cx="5486400" cy="4148051"/>
+                      <a:ext cx="5486400" cy="1766807"/>
                     </a:xfrm>
                     <a:prstGeom prst="rect"/>
                   </pic:spPr>
@@ -1078,7 +1078,7 @@
       <w:r>
         <w:drawing>
           <wp:inline xmlns:a="http://schemas.openxmlformats.org/drawingml/2006/main" xmlns:pic="http://schemas.openxmlformats.org/drawingml/2006/picture">
-            <wp:extent cx="5486400" cy="4148051"/>
+            <wp:extent cx="5486400" cy="1766807"/>
             <wp:docPr id="25" name="Picture 25"/>
             <wp:cNvGraphicFramePr>
               <a:graphicFrameLocks noChangeAspect="1"/>
@@ -1087,11 +1087,11 @@
               <a:graphicData uri="http://schemas.openxmlformats.org/drawingml/2006/picture">
                 <pic:pic>
                   <pic:nvPicPr>
-                    <pic:cNvPr id="0" name="figure_15.png"/>
+                    <pic:cNvPr id="0" name="figure_25.png"/>
                     <pic:cNvPicPr/>
                   </pic:nvPicPr>
                   <pic:blipFill>
-                    <a:blip r:embed="rId23"/>
+                    <a:blip r:embed="rId33"/>
                     <a:stretch>
                       <a:fillRect/>
                     </a:stretch>
@@ -1099,7 +1099,7 @@
                   <pic:spPr>
                     <a:xfrm>
                       <a:off x="0" y="0"/>
-                      <a:ext cx="5486400" cy="4148051"/>
+                      <a:ext cx="5486400" cy="1766807"/>
                     </a:xfrm>
                     <a:prstGeom prst="rect"/>
                   </pic:spPr>
@@ -1122,7 +1122,7 @@
       <w:r>
         <w:drawing>
           <wp:inline xmlns:a="http://schemas.openxmlformats.org/drawingml/2006/main" xmlns:pic="http://schemas.openxmlformats.org/drawingml/2006/picture">
-            <wp:extent cx="5486400" cy="4148051"/>
+            <wp:extent cx="5486400" cy="1766807"/>
             <wp:docPr id="26" name="Picture 26"/>
             <wp:cNvGraphicFramePr>
               <a:graphicFrameLocks noChangeAspect="1"/>
@@ -1131,11 +1131,11 @@
               <a:graphicData uri="http://schemas.openxmlformats.org/drawingml/2006/picture">
                 <pic:pic>
                   <pic:nvPicPr>
-                    <pic:cNvPr id="0" name="figure_15.png"/>
+                    <pic:cNvPr id="0" name="figure_26.png"/>
                     <pic:cNvPicPr/>
                   </pic:nvPicPr>
                   <pic:blipFill>
-                    <a:blip r:embed="rId23"/>
+                    <a:blip r:embed="rId34"/>
                     <a:stretch>
                       <a:fillRect/>
                     </a:stretch>
@@ -1143,7 +1143,7 @@
                   <pic:spPr>
                     <a:xfrm>
                       <a:off x="0" y="0"/>
-                      <a:ext cx="5486400" cy="4148051"/>
+                      <a:ext cx="5486400" cy="1766807"/>
                     </a:xfrm>
                     <a:prstGeom prst="rect"/>
                   </pic:spPr>
@@ -1166,7 +1166,7 @@
       <w:r>
         <w:drawing>
           <wp:inline xmlns:a="http://schemas.openxmlformats.org/drawingml/2006/main" xmlns:pic="http://schemas.openxmlformats.org/drawingml/2006/picture">
-            <wp:extent cx="5486400" cy="4148051"/>
+            <wp:extent cx="5486400" cy="1766807"/>
             <wp:docPr id="27" name="Picture 27"/>
             <wp:cNvGraphicFramePr>
               <a:graphicFrameLocks noChangeAspect="1"/>
@@ -1175,11 +1175,11 @@
               <a:graphicData uri="http://schemas.openxmlformats.org/drawingml/2006/picture">
                 <pic:pic>
                   <pic:nvPicPr>
-                    <pic:cNvPr id="0" name="figure_15.png"/>
+                    <pic:cNvPr id="0" name="figure_27.png"/>
                     <pic:cNvPicPr/>
                   </pic:nvPicPr>
                   <pic:blipFill>
-                    <a:blip r:embed="rId23"/>
+                    <a:blip r:embed="rId35"/>
                     <a:stretch>
                       <a:fillRect/>
                     </a:stretch>
@@ -1187,7 +1187,7 @@
                   <pic:spPr>
                     <a:xfrm>
                       <a:off x="0" y="0"/>
-                      <a:ext cx="5486400" cy="4148051"/>
+                      <a:ext cx="5486400" cy="1766807"/>
                     </a:xfrm>
                     <a:prstGeom prst="rect"/>
                   </pic:spPr>
@@ -1210,7 +1210,7 @@
       <w:r>
         <w:drawing>
           <wp:inline xmlns:a="http://schemas.openxmlformats.org/drawingml/2006/main" xmlns:pic="http://schemas.openxmlformats.org/drawingml/2006/picture">
-            <wp:extent cx="5486400" cy="4148051"/>
+            <wp:extent cx="5486400" cy="1772816"/>
             <wp:docPr id="28" name="Picture 28"/>
             <wp:cNvGraphicFramePr>
               <a:graphicFrameLocks noChangeAspect="1"/>
@@ -1219,11 +1219,11 @@
               <a:graphicData uri="http://schemas.openxmlformats.org/drawingml/2006/picture">
                 <pic:pic>
                   <pic:nvPicPr>
-                    <pic:cNvPr id="0" name="figure_15.png"/>
+                    <pic:cNvPr id="0" name="figure_28.png"/>
                     <pic:cNvPicPr/>
                   </pic:nvPicPr>
                   <pic:blipFill>
-                    <a:blip r:embed="rId23"/>
+                    <a:blip r:embed="rId36"/>
                     <a:stretch>
                       <a:fillRect/>
                     </a:stretch>
@@ -1231,7 +1231,7 @@
                   <pic:spPr>
                     <a:xfrm>
                       <a:off x="0" y="0"/>
-                      <a:ext cx="5486400" cy="4148051"/>
+                      <a:ext cx="5486400" cy="1772816"/>
                     </a:xfrm>
                     <a:prstGeom prst="rect"/>
                   </pic:spPr>
@@ -1254,7 +1254,7 @@
       <w:r>
         <w:drawing>
           <wp:inline xmlns:a="http://schemas.openxmlformats.org/drawingml/2006/main" xmlns:pic="http://schemas.openxmlformats.org/drawingml/2006/picture">
-            <wp:extent cx="5486400" cy="4148051"/>
+            <wp:extent cx="5486400" cy="1769806"/>
             <wp:docPr id="29" name="Picture 29"/>
             <wp:cNvGraphicFramePr>
               <a:graphicFrameLocks noChangeAspect="1"/>
@@ -1263,11 +1263,11 @@
               <a:graphicData uri="http://schemas.openxmlformats.org/drawingml/2006/picture">
                 <pic:pic>
                   <pic:nvPicPr>
-                    <pic:cNvPr id="0" name="figure_15.png"/>
+                    <pic:cNvPr id="0" name="figure_29.png"/>
                     <pic:cNvPicPr/>
                   </pic:nvPicPr>
                   <pic:blipFill>
-                    <a:blip r:embed="rId23"/>
+                    <a:blip r:embed="rId37"/>
                     <a:stretch>
                       <a:fillRect/>
                     </a:stretch>
@@ -1275,7 +1275,7 @@
                   <pic:spPr>
                     <a:xfrm>
                       <a:off x="0" y="0"/>
-                      <a:ext cx="5486400" cy="4148051"/>
+                      <a:ext cx="5486400" cy="1769806"/>
                     </a:xfrm>
                     <a:prstGeom prst="rect"/>
                   </pic:spPr>
@@ -1298,7 +1298,7 @@
       <w:r>
         <w:drawing>
           <wp:inline xmlns:a="http://schemas.openxmlformats.org/drawingml/2006/main" xmlns:pic="http://schemas.openxmlformats.org/drawingml/2006/picture">
-            <wp:extent cx="5486400" cy="4148051"/>
+            <wp:extent cx="5486400" cy="1766807"/>
             <wp:docPr id="30" name="Picture 30"/>
             <wp:cNvGraphicFramePr>
               <a:graphicFrameLocks noChangeAspect="1"/>
@@ -1307,11 +1307,11 @@
               <a:graphicData uri="http://schemas.openxmlformats.org/drawingml/2006/picture">
                 <pic:pic>
                   <pic:nvPicPr>
-                    <pic:cNvPr id="0" name="figure_15.png"/>
+                    <pic:cNvPr id="0" name="figure_30.png"/>
                     <pic:cNvPicPr/>
                   </pic:nvPicPr>
                   <pic:blipFill>
-                    <a:blip r:embed="rId23"/>
+                    <a:blip r:embed="rId38"/>
                     <a:stretch>
                       <a:fillRect/>
                     </a:stretch>
@@ -1319,7 +1319,7 @@
                   <pic:spPr>
                     <a:xfrm>
                       <a:off x="0" y="0"/>
-                      <a:ext cx="5486400" cy="4148051"/>
+                      <a:ext cx="5486400" cy="1766807"/>
                     </a:xfrm>
                     <a:prstGeom prst="rect"/>
                   </pic:spPr>
@@ -1342,7 +1342,7 @@
       <w:r>
         <w:drawing>
           <wp:inline xmlns:a="http://schemas.openxmlformats.org/drawingml/2006/main" xmlns:pic="http://schemas.openxmlformats.org/drawingml/2006/picture">
-            <wp:extent cx="5486400" cy="4148051"/>
+            <wp:extent cx="5486400" cy="1766807"/>
             <wp:docPr id="31" name="Picture 31"/>
             <wp:cNvGraphicFramePr>
               <a:graphicFrameLocks noChangeAspect="1"/>
@@ -1351,11 +1351,11 @@
               <a:graphicData uri="http://schemas.openxmlformats.org/drawingml/2006/picture">
                 <pic:pic>
                   <pic:nvPicPr>
-                    <pic:cNvPr id="0" name="figure_15.png"/>
+                    <pic:cNvPr id="0" name="figure_31.png"/>
                     <pic:cNvPicPr/>
                   </pic:nvPicPr>
                   <pic:blipFill>
-                    <a:blip r:embed="rId23"/>
+                    <a:blip r:embed="rId39"/>
                     <a:stretch>
                       <a:fillRect/>
                     </a:stretch>
@@ -1363,7 +1363,7 @@
                   <pic:spPr>
                     <a:xfrm>
                       <a:off x="0" y="0"/>
-                      <a:ext cx="5486400" cy="4148051"/>
+                      <a:ext cx="5486400" cy="1766807"/>
                     </a:xfrm>
                     <a:prstGeom prst="rect"/>
                   </pic:spPr>
@@ -1386,7 +1386,7 @@
       <w:r>
         <w:drawing>
           <wp:inline xmlns:a="http://schemas.openxmlformats.org/drawingml/2006/main" xmlns:pic="http://schemas.openxmlformats.org/drawingml/2006/picture">
-            <wp:extent cx="5486400" cy="4148051"/>
+            <wp:extent cx="5486400" cy="1766807"/>
             <wp:docPr id="32" name="Picture 32"/>
             <wp:cNvGraphicFramePr>
               <a:graphicFrameLocks noChangeAspect="1"/>
@@ -1395,11 +1395,11 @@
               <a:graphicData uri="http://schemas.openxmlformats.org/drawingml/2006/picture">
                 <pic:pic>
                   <pic:nvPicPr>
-                    <pic:cNvPr id="0" name="figure_15.png"/>
+                    <pic:cNvPr id="0" name="figure_32.png"/>
                     <pic:cNvPicPr/>
                   </pic:nvPicPr>
                   <pic:blipFill>
-                    <a:blip r:embed="rId23"/>
+                    <a:blip r:embed="rId40"/>
                     <a:stretch>
                       <a:fillRect/>
                     </a:stretch>
@@ -1407,7 +1407,7 @@
                   <pic:spPr>
                     <a:xfrm>
                       <a:off x="0" y="0"/>
-                      <a:ext cx="5486400" cy="4148051"/>
+                      <a:ext cx="5486400" cy="1766807"/>
                     </a:xfrm>
                     <a:prstGeom prst="rect"/>
                   </pic:spPr>
@@ -1430,7 +1430,7 @@
       <w:r>
         <w:drawing>
           <wp:inline xmlns:a="http://schemas.openxmlformats.org/drawingml/2006/main" xmlns:pic="http://schemas.openxmlformats.org/drawingml/2006/picture">
-            <wp:extent cx="5486400" cy="4148051"/>
+            <wp:extent cx="5486400" cy="1772816"/>
             <wp:docPr id="33" name="Picture 33"/>
             <wp:cNvGraphicFramePr>
               <a:graphicFrameLocks noChangeAspect="1"/>
@@ -1439,11 +1439,11 @@
               <a:graphicData uri="http://schemas.openxmlformats.org/drawingml/2006/picture">
                 <pic:pic>
                   <pic:nvPicPr>
-                    <pic:cNvPr id="0" name="figure_15.png"/>
+                    <pic:cNvPr id="0" name="figure_33.png"/>
                     <pic:cNvPicPr/>
                   </pic:nvPicPr>
                   <pic:blipFill>
-                    <a:blip r:embed="rId23"/>
+                    <a:blip r:embed="rId41"/>
                     <a:stretch>
                       <a:fillRect/>
                     </a:stretch>
@@ -1451,7 +1451,7 @@
                   <pic:spPr>
                     <a:xfrm>
                       <a:off x="0" y="0"/>
-                      <a:ext cx="5486400" cy="4148051"/>
+                      <a:ext cx="5486400" cy="1772816"/>
                     </a:xfrm>
                     <a:prstGeom prst="rect"/>
                   </pic:spPr>
@@ -1474,7 +1474,7 @@
       <w:r>
         <w:drawing>
           <wp:inline xmlns:a="http://schemas.openxmlformats.org/drawingml/2006/main" xmlns:pic="http://schemas.openxmlformats.org/drawingml/2006/picture">
-            <wp:extent cx="5486400" cy="4148051"/>
+            <wp:extent cx="5486400" cy="1766807"/>
             <wp:docPr id="34" name="Picture 34"/>
             <wp:cNvGraphicFramePr>
               <a:graphicFrameLocks noChangeAspect="1"/>
@@ -1483,11 +1483,11 @@
               <a:graphicData uri="http://schemas.openxmlformats.org/drawingml/2006/picture">
                 <pic:pic>
                   <pic:nvPicPr>
-                    <pic:cNvPr id="0" name="figure_15.png"/>
+                    <pic:cNvPr id="0" name="figure_34.png"/>
                     <pic:cNvPicPr/>
                   </pic:nvPicPr>
                   <pic:blipFill>
-                    <a:blip r:embed="rId23"/>
+                    <a:blip r:embed="rId42"/>
                     <a:stretch>
                       <a:fillRect/>
                     </a:stretch>
@@ -1495,7 +1495,7 @@
                   <pic:spPr>
                     <a:xfrm>
                       <a:off x="0" y="0"/>
-                      <a:ext cx="5486400" cy="4148051"/>
+                      <a:ext cx="5486400" cy="1766807"/>
                     </a:xfrm>
                     <a:prstGeom prst="rect"/>
                   </pic:spPr>
@@ -1518,7 +1518,7 @@
       <w:r>
         <w:drawing>
           <wp:inline xmlns:a="http://schemas.openxmlformats.org/drawingml/2006/main" xmlns:pic="http://schemas.openxmlformats.org/drawingml/2006/picture">
-            <wp:extent cx="5486400" cy="4148051"/>
+            <wp:extent cx="5486400" cy="1772816"/>
             <wp:docPr id="35" name="Picture 35"/>
             <wp:cNvGraphicFramePr>
               <a:graphicFrameLocks noChangeAspect="1"/>
@@ -1527,11 +1527,11 @@
               <a:graphicData uri="http://schemas.openxmlformats.org/drawingml/2006/picture">
                 <pic:pic>
                   <pic:nvPicPr>
-                    <pic:cNvPr id="0" name="figure_15.png"/>
+                    <pic:cNvPr id="0" name="figure_35.png"/>
                     <pic:cNvPicPr/>
                   </pic:nvPicPr>
                   <pic:blipFill>
-                    <a:blip r:embed="rId23"/>
+                    <a:blip r:embed="rId43"/>
                     <a:stretch>
                       <a:fillRect/>
                     </a:stretch>
@@ -1539,7 +1539,7 @@
                   <pic:spPr>
                     <a:xfrm>
                       <a:off x="0" y="0"/>
-                      <a:ext cx="5486400" cy="4148051"/>
+                      <a:ext cx="5486400" cy="1772816"/>
                     </a:xfrm>
                     <a:prstGeom prst="rect"/>
                   </pic:spPr>
@@ -1562,7 +1562,7 @@
       <w:r>
         <w:drawing>
           <wp:inline xmlns:a="http://schemas.openxmlformats.org/drawingml/2006/main" xmlns:pic="http://schemas.openxmlformats.org/drawingml/2006/picture">
-            <wp:extent cx="5486400" cy="4148051"/>
+            <wp:extent cx="5486400" cy="1772816"/>
             <wp:docPr id="36" name="Picture 36"/>
             <wp:cNvGraphicFramePr>
               <a:graphicFrameLocks noChangeAspect="1"/>
@@ -1571,11 +1571,11 @@
               <a:graphicData uri="http://schemas.openxmlformats.org/drawingml/2006/picture">
                 <pic:pic>
                   <pic:nvPicPr>
-                    <pic:cNvPr id="0" name="figure_15.png"/>
+                    <pic:cNvPr id="0" name="figure_36.png"/>
                     <pic:cNvPicPr/>
                   </pic:nvPicPr>
                   <pic:blipFill>
-                    <a:blip r:embed="rId23"/>
+                    <a:blip r:embed="rId44"/>
                     <a:stretch>
                       <a:fillRect/>
                     </a:stretch>
@@ -1583,7 +1583,7 @@
                   <pic:spPr>
                     <a:xfrm>
                       <a:off x="0" y="0"/>
-                      <a:ext cx="5486400" cy="4148051"/>
+                      <a:ext cx="5486400" cy="1772816"/>
                     </a:xfrm>
                     <a:prstGeom prst="rect"/>
                   </pic:spPr>
@@ -1606,7 +1606,7 @@
       <w:r>
         <w:drawing>
           <wp:inline xmlns:a="http://schemas.openxmlformats.org/drawingml/2006/main" xmlns:pic="http://schemas.openxmlformats.org/drawingml/2006/picture">
-            <wp:extent cx="5486400" cy="4148051"/>
+            <wp:extent cx="5486400" cy="1766807"/>
             <wp:docPr id="37" name="Picture 37"/>
             <wp:cNvGraphicFramePr>
               <a:graphicFrameLocks noChangeAspect="1"/>
@@ -1615,11 +1615,11 @@
               <a:graphicData uri="http://schemas.openxmlformats.org/drawingml/2006/picture">
                 <pic:pic>
                   <pic:nvPicPr>
-                    <pic:cNvPr id="0" name="figure_15.png"/>
+                    <pic:cNvPr id="0" name="figure_37.png"/>
                     <pic:cNvPicPr/>
                   </pic:nvPicPr>
                   <pic:blipFill>
-                    <a:blip r:embed="rId23"/>
+                    <a:blip r:embed="rId45"/>
                     <a:stretch>
                       <a:fillRect/>
                     </a:stretch>
@@ -1627,7 +1627,7 @@
                   <pic:spPr>
                     <a:xfrm>
                       <a:off x="0" y="0"/>
-                      <a:ext cx="5486400" cy="4148051"/>
+                      <a:ext cx="5486400" cy="1766807"/>
                     </a:xfrm>
                     <a:prstGeom prst="rect"/>
                   </pic:spPr>
@@ -1650,7 +1650,7 @@
       <w:r>
         <w:drawing>
           <wp:inline xmlns:a="http://schemas.openxmlformats.org/drawingml/2006/main" xmlns:pic="http://schemas.openxmlformats.org/drawingml/2006/picture">
-            <wp:extent cx="5486400" cy="4148051"/>
+            <wp:extent cx="5486400" cy="1766807"/>
             <wp:docPr id="38" name="Picture 38"/>
             <wp:cNvGraphicFramePr>
               <a:graphicFrameLocks noChangeAspect="1"/>
@@ -1659,11 +1659,11 @@
               <a:graphicData uri="http://schemas.openxmlformats.org/drawingml/2006/picture">
                 <pic:pic>
                   <pic:nvPicPr>
-                    <pic:cNvPr id="0" name="figure_15.png"/>
+                    <pic:cNvPr id="0" name="figure_38.png"/>
                     <pic:cNvPicPr/>
                   </pic:nvPicPr>
                   <pic:blipFill>
-                    <a:blip r:embed="rId23"/>
+                    <a:blip r:embed="rId46"/>
                     <a:stretch>
                       <a:fillRect/>
                     </a:stretch>
@@ -1671,7 +1671,7 @@
                   <pic:spPr>
                     <a:xfrm>
                       <a:off x="0" y="0"/>
-                      <a:ext cx="5486400" cy="4148051"/>
+                      <a:ext cx="5486400" cy="1766807"/>
                     </a:xfrm>
                     <a:prstGeom prst="rect"/>
                   </pic:spPr>
@@ -1694,7 +1694,7 @@
       <w:r>
         <w:drawing>
           <wp:inline xmlns:a="http://schemas.openxmlformats.org/drawingml/2006/main" xmlns:pic="http://schemas.openxmlformats.org/drawingml/2006/picture">
-            <wp:extent cx="5486400" cy="4148051"/>
+            <wp:extent cx="5486400" cy="1766807"/>
             <wp:docPr id="39" name="Picture 39"/>
             <wp:cNvGraphicFramePr>
               <a:graphicFrameLocks noChangeAspect="1"/>
@@ -1703,11 +1703,11 @@
               <a:graphicData uri="http://schemas.openxmlformats.org/drawingml/2006/picture">
                 <pic:pic>
                   <pic:nvPicPr>
-                    <pic:cNvPr id="0" name="figure_15.png"/>
+                    <pic:cNvPr id="0" name="figure_39.png"/>
                     <pic:cNvPicPr/>
                   </pic:nvPicPr>
                   <pic:blipFill>
-                    <a:blip r:embed="rId23"/>
+                    <a:blip r:embed="rId47"/>
                     <a:stretch>
                       <a:fillRect/>
                     </a:stretch>
@@ -1715,7 +1715,7 @@
                   <pic:spPr>
                     <a:xfrm>
                       <a:off x="0" y="0"/>
-                      <a:ext cx="5486400" cy="4148051"/>
+                      <a:ext cx="5486400" cy="1766807"/>
                     </a:xfrm>
                     <a:prstGeom prst="rect"/>
                   </pic:spPr>
@@ -1738,7 +1738,7 @@
       <w:r>
         <w:drawing>
           <wp:inline xmlns:a="http://schemas.openxmlformats.org/drawingml/2006/main" xmlns:pic="http://schemas.openxmlformats.org/drawingml/2006/picture">
-            <wp:extent cx="5486400" cy="4148051"/>
+            <wp:extent cx="5486400" cy="1766807"/>
             <wp:docPr id="40" name="Picture 40"/>
             <wp:cNvGraphicFramePr>
               <a:graphicFrameLocks noChangeAspect="1"/>
@@ -1747,11 +1747,11 @@
               <a:graphicData uri="http://schemas.openxmlformats.org/drawingml/2006/picture">
                 <pic:pic>
                   <pic:nvPicPr>
-                    <pic:cNvPr id="0" name="figure_15.png"/>
+                    <pic:cNvPr id="0" name="figure_40.png"/>
                     <pic:cNvPicPr/>
                   </pic:nvPicPr>
                   <pic:blipFill>
-                    <a:blip r:embed="rId23"/>
+                    <a:blip r:embed="rId48"/>
                     <a:stretch>
                       <a:fillRect/>
                     </a:stretch>
@@ -1759,7 +1759,7 @@
                   <pic:spPr>
                     <a:xfrm>
                       <a:off x="0" y="0"/>
-                      <a:ext cx="5486400" cy="4148051"/>
+                      <a:ext cx="5486400" cy="1766807"/>
                     </a:xfrm>
                     <a:prstGeom prst="rect"/>
                   </pic:spPr>
@@ -1782,7 +1782,7 @@
       <w:r>
         <w:drawing>
           <wp:inline xmlns:a="http://schemas.openxmlformats.org/drawingml/2006/main" xmlns:pic="http://schemas.openxmlformats.org/drawingml/2006/picture">
-            <wp:extent cx="5486400" cy="4148051"/>
+            <wp:extent cx="5486400" cy="1766807"/>
             <wp:docPr id="41" name="Picture 41"/>
             <wp:cNvGraphicFramePr>
               <a:graphicFrameLocks noChangeAspect="1"/>
@@ -1791,11 +1791,11 @@
               <a:graphicData uri="http://schemas.openxmlformats.org/drawingml/2006/picture">
                 <pic:pic>
                   <pic:nvPicPr>
-                    <pic:cNvPr id="0" name="figure_15.png"/>
+                    <pic:cNvPr id="0" name="figure_41.png"/>
                     <pic:cNvPicPr/>
                   </pic:nvPicPr>
                   <pic:blipFill>
-                    <a:blip r:embed="rId23"/>
+                    <a:blip r:embed="rId49"/>
                     <a:stretch>
                       <a:fillRect/>
                     </a:stretch>
@@ -1803,7 +1803,7 @@
                   <pic:spPr>
                     <a:xfrm>
                       <a:off x="0" y="0"/>
-                      <a:ext cx="5486400" cy="4148051"/>
+                      <a:ext cx="5486400" cy="1766807"/>
                     </a:xfrm>
                     <a:prstGeom prst="rect"/>
                   </pic:spPr>
@@ -1826,7 +1826,7 @@
       <w:r>
         <w:drawing>
           <wp:inline xmlns:a="http://schemas.openxmlformats.org/drawingml/2006/main" xmlns:pic="http://schemas.openxmlformats.org/drawingml/2006/picture">
-            <wp:extent cx="5486400" cy="4148051"/>
+            <wp:extent cx="5486400" cy="1766807"/>
             <wp:docPr id="42" name="Picture 42"/>
             <wp:cNvGraphicFramePr>
               <a:graphicFrameLocks noChangeAspect="1"/>
@@ -1835,11 +1835,11 @@
               <a:graphicData uri="http://schemas.openxmlformats.org/drawingml/2006/picture">
                 <pic:pic>
                   <pic:nvPicPr>
-                    <pic:cNvPr id="0" name="figure_15.png"/>
+                    <pic:cNvPr id="0" name="figure_42.png"/>
                     <pic:cNvPicPr/>
                   </pic:nvPicPr>
                   <pic:blipFill>
-                    <a:blip r:embed="rId23"/>
+                    <a:blip r:embed="rId50"/>
                     <a:stretch>
                       <a:fillRect/>
                     </a:stretch>
@@ -1847,7 +1847,7 @@
                   <pic:spPr>
                     <a:xfrm>
                       <a:off x="0" y="0"/>
-                      <a:ext cx="5486400" cy="4148051"/>
+                      <a:ext cx="5486400" cy="1766807"/>
                     </a:xfrm>
                     <a:prstGeom prst="rect"/>
                   </pic:spPr>
@@ -1870,7 +1870,7 @@
       <w:r>
         <w:drawing>
           <wp:inline xmlns:a="http://schemas.openxmlformats.org/drawingml/2006/main" xmlns:pic="http://schemas.openxmlformats.org/drawingml/2006/picture">
-            <wp:extent cx="5486400" cy="4148051"/>
+            <wp:extent cx="5486400" cy="1766807"/>
             <wp:docPr id="43" name="Picture 43"/>
             <wp:cNvGraphicFramePr>
               <a:graphicFrameLocks noChangeAspect="1"/>
@@ -1879,11 +1879,11 @@
               <a:graphicData uri="http://schemas.openxmlformats.org/drawingml/2006/picture">
                 <pic:pic>
                   <pic:nvPicPr>
-                    <pic:cNvPr id="0" name="figure_15.png"/>
+                    <pic:cNvPr id="0" name="figure_43.png"/>
                     <pic:cNvPicPr/>
                   </pic:nvPicPr>
                   <pic:blipFill>
-                    <a:blip r:embed="rId23"/>
+                    <a:blip r:embed="rId51"/>
                     <a:stretch>
                       <a:fillRect/>
                     </a:stretch>
@@ -1891,7 +1891,7 @@
                   <pic:spPr>
                     <a:xfrm>
                       <a:off x="0" y="0"/>
-                      <a:ext cx="5486400" cy="4148051"/>
+                      <a:ext cx="5486400" cy="1766807"/>
                     </a:xfrm>
                     <a:prstGeom prst="rect"/>
                   </pic:spPr>
@@ -1914,7 +1914,7 @@
       <w:r>
         <w:drawing>
           <wp:inline xmlns:a="http://schemas.openxmlformats.org/drawingml/2006/main" xmlns:pic="http://schemas.openxmlformats.org/drawingml/2006/picture">
-            <wp:extent cx="5486400" cy="4148051"/>
+            <wp:extent cx="5486400" cy="1766807"/>
             <wp:docPr id="44" name="Picture 44"/>
             <wp:cNvGraphicFramePr>
               <a:graphicFrameLocks noChangeAspect="1"/>
@@ -1923,11 +1923,11 @@
               <a:graphicData uri="http://schemas.openxmlformats.org/drawingml/2006/picture">
                 <pic:pic>
                   <pic:nvPicPr>
-                    <pic:cNvPr id="0" name="figure_15.png"/>
+                    <pic:cNvPr id="0" name="figure_44.png"/>
                     <pic:cNvPicPr/>
                   </pic:nvPicPr>
                   <pic:blipFill>
-                    <a:blip r:embed="rId23"/>
+                    <a:blip r:embed="rId52"/>
                     <a:stretch>
                       <a:fillRect/>
                     </a:stretch>
@@ -1935,7 +1935,7 @@
                   <pic:spPr>
                     <a:xfrm>
                       <a:off x="0" y="0"/>
-                      <a:ext cx="5486400" cy="4148051"/>
+                      <a:ext cx="5486400" cy="1766807"/>
                     </a:xfrm>
                     <a:prstGeom prst="rect"/>
                   </pic:spPr>
@@ -1958,7 +1958,7 @@
       <w:r>
         <w:drawing>
           <wp:inline xmlns:a="http://schemas.openxmlformats.org/drawingml/2006/main" xmlns:pic="http://schemas.openxmlformats.org/drawingml/2006/picture">
-            <wp:extent cx="5486400" cy="4148051"/>
+            <wp:extent cx="5486400" cy="1766807"/>
             <wp:docPr id="45" name="Picture 45"/>
             <wp:cNvGraphicFramePr>
               <a:graphicFrameLocks noChangeAspect="1"/>
@@ -1967,11 +1967,11 @@
               <a:graphicData uri="http://schemas.openxmlformats.org/drawingml/2006/picture">
                 <pic:pic>
                   <pic:nvPicPr>
-                    <pic:cNvPr id="0" name="figure_15.png"/>
+                    <pic:cNvPr id="0" name="figure_45.png"/>
                     <pic:cNvPicPr/>
                   </pic:nvPicPr>
                   <pic:blipFill>
-                    <a:blip r:embed="rId23"/>
+                    <a:blip r:embed="rId53"/>
                     <a:stretch>
                       <a:fillRect/>
                     </a:stretch>
@@ -1979,7 +1979,7 @@
                   <pic:spPr>
                     <a:xfrm>
                       <a:off x="0" y="0"/>
-                      <a:ext cx="5486400" cy="4148051"/>
+                      <a:ext cx="5486400" cy="1766807"/>
                     </a:xfrm>
                     <a:prstGeom prst="rect"/>
                   </pic:spPr>
@@ -2002,7 +2002,7 @@
       <w:r>
         <w:drawing>
           <wp:inline xmlns:a="http://schemas.openxmlformats.org/drawingml/2006/main" xmlns:pic="http://schemas.openxmlformats.org/drawingml/2006/picture">
-            <wp:extent cx="5486400" cy="4148051"/>
+            <wp:extent cx="5486400" cy="1766807"/>
             <wp:docPr id="46" name="Picture 46"/>
             <wp:cNvGraphicFramePr>
               <a:graphicFrameLocks noChangeAspect="1"/>
@@ -2011,11 +2011,11 @@
               <a:graphicData uri="http://schemas.openxmlformats.org/drawingml/2006/picture">
                 <pic:pic>
                   <pic:nvPicPr>
-                    <pic:cNvPr id="0" name="figure_15.png"/>
+                    <pic:cNvPr id="0" name="figure_46.png"/>
                     <pic:cNvPicPr/>
                   </pic:nvPicPr>
                   <pic:blipFill>
-                    <a:blip r:embed="rId23"/>
+                    <a:blip r:embed="rId54"/>
                     <a:stretch>
                       <a:fillRect/>
                     </a:stretch>
@@ -2023,7 +2023,7 @@
                   <pic:spPr>
                     <a:xfrm>
                       <a:off x="0" y="0"/>
-                      <a:ext cx="5486400" cy="4148051"/>
+                      <a:ext cx="5486400" cy="1766807"/>
                     </a:xfrm>
                     <a:prstGeom prst="rect"/>
                   </pic:spPr>
@@ -2046,7 +2046,7 @@
       <w:r>
         <w:drawing>
           <wp:inline xmlns:a="http://schemas.openxmlformats.org/drawingml/2006/main" xmlns:pic="http://schemas.openxmlformats.org/drawingml/2006/picture">
-            <wp:extent cx="5486400" cy="4148051"/>
+            <wp:extent cx="5486400" cy="1766807"/>
             <wp:docPr id="47" name="Picture 47"/>
             <wp:cNvGraphicFramePr>
               <a:graphicFrameLocks noChangeAspect="1"/>
@@ -2055,11 +2055,11 @@
               <a:graphicData uri="http://schemas.openxmlformats.org/drawingml/2006/picture">
                 <pic:pic>
                   <pic:nvPicPr>
-                    <pic:cNvPr id="0" name="figure_15.png"/>
+                    <pic:cNvPr id="0" name="figure_47.png"/>
                     <pic:cNvPicPr/>
                   </pic:nvPicPr>
                   <pic:blipFill>
-                    <a:blip r:embed="rId23"/>
+                    <a:blip r:embed="rId55"/>
                     <a:stretch>
                       <a:fillRect/>
                     </a:stretch>
@@ -2067,7 +2067,7 @@
                   <pic:spPr>
                     <a:xfrm>
                       <a:off x="0" y="0"/>
-                      <a:ext cx="5486400" cy="4148051"/>
+                      <a:ext cx="5486400" cy="1766807"/>
                     </a:xfrm>
                     <a:prstGeom prst="rect"/>
                   </pic:spPr>
@@ -2090,7 +2090,7 @@
       <w:r>
         <w:drawing>
           <wp:inline xmlns:a="http://schemas.openxmlformats.org/drawingml/2006/main" xmlns:pic="http://schemas.openxmlformats.org/drawingml/2006/picture">
-            <wp:extent cx="5486400" cy="4148051"/>
+            <wp:extent cx="5486400" cy="1766807"/>
             <wp:docPr id="48" name="Picture 48"/>
             <wp:cNvGraphicFramePr>
               <a:graphicFrameLocks noChangeAspect="1"/>
@@ -2099,11 +2099,11 @@
               <a:graphicData uri="http://schemas.openxmlformats.org/drawingml/2006/picture">
                 <pic:pic>
                   <pic:nvPicPr>
-                    <pic:cNvPr id="0" name="figure_15.png"/>
+                    <pic:cNvPr id="0" name="figure_48.png"/>
                     <pic:cNvPicPr/>
                   </pic:nvPicPr>
                   <pic:blipFill>
-                    <a:blip r:embed="rId23"/>
+                    <a:blip r:embed="rId56"/>
                     <a:stretch>
                       <a:fillRect/>
                     </a:stretch>
@@ -2111,7 +2111,7 @@
                   <pic:spPr>
                     <a:xfrm>
                       <a:off x="0" y="0"/>
-                      <a:ext cx="5486400" cy="4148051"/>
+                      <a:ext cx="5486400" cy="1766807"/>
                     </a:xfrm>
                     <a:prstGeom prst="rect"/>
                   </pic:spPr>
@@ -2134,7 +2134,7 @@
       <w:r>
         <w:drawing>
           <wp:inline xmlns:a="http://schemas.openxmlformats.org/drawingml/2006/main" xmlns:pic="http://schemas.openxmlformats.org/drawingml/2006/picture">
-            <wp:extent cx="5486400" cy="4148051"/>
+            <wp:extent cx="5486400" cy="1766807"/>
             <wp:docPr id="49" name="Picture 49"/>
             <wp:cNvGraphicFramePr>
               <a:graphicFrameLocks noChangeAspect="1"/>
@@ -2143,11 +2143,11 @@
               <a:graphicData uri="http://schemas.openxmlformats.org/drawingml/2006/picture">
                 <pic:pic>
                   <pic:nvPicPr>
-                    <pic:cNvPr id="0" name="figure_15.png"/>
+                    <pic:cNvPr id="0" name="figure_49.png"/>
                     <pic:cNvPicPr/>
                   </pic:nvPicPr>
                   <pic:blipFill>
-                    <a:blip r:embed="rId23"/>
+                    <a:blip r:embed="rId57"/>
                     <a:stretch>
                       <a:fillRect/>
                     </a:stretch>
@@ -2155,7 +2155,7 @@
                   <pic:spPr>
                     <a:xfrm>
                       <a:off x="0" y="0"/>
-                      <a:ext cx="5486400" cy="4148051"/>
+                      <a:ext cx="5486400" cy="1766807"/>
                     </a:xfrm>
                     <a:prstGeom prst="rect"/>
                   </pic:spPr>
@@ -2178,7 +2178,7 @@
       <w:r>
         <w:drawing>
           <wp:inline xmlns:a="http://schemas.openxmlformats.org/drawingml/2006/main" xmlns:pic="http://schemas.openxmlformats.org/drawingml/2006/picture">
-            <wp:extent cx="5486400" cy="4148051"/>
+            <wp:extent cx="5486400" cy="1766807"/>
             <wp:docPr id="50" name="Picture 50"/>
             <wp:cNvGraphicFramePr>
               <a:graphicFrameLocks noChangeAspect="1"/>
@@ -2187,11 +2187,11 @@
               <a:graphicData uri="http://schemas.openxmlformats.org/drawingml/2006/picture">
                 <pic:pic>
                   <pic:nvPicPr>
-                    <pic:cNvPr id="0" name="figure_15.png"/>
+                    <pic:cNvPr id="0" name="figure_50.png"/>
                     <pic:cNvPicPr/>
                   </pic:nvPicPr>
                   <pic:blipFill>
-                    <a:blip r:embed="rId23"/>
+                    <a:blip r:embed="rId58"/>
                     <a:stretch>
                       <a:fillRect/>
                     </a:stretch>
@@ -2199,7 +2199,7 @@
                   <pic:spPr>
                     <a:xfrm>
                       <a:off x="0" y="0"/>
-                      <a:ext cx="5486400" cy="4148051"/>
+                      <a:ext cx="5486400" cy="1766807"/>
                     </a:xfrm>
                     <a:prstGeom prst="rect"/>
                   </pic:spPr>
@@ -2222,7 +2222,7 @@
       <w:r>
         <w:drawing>
           <wp:inline xmlns:a="http://schemas.openxmlformats.org/drawingml/2006/main" xmlns:pic="http://schemas.openxmlformats.org/drawingml/2006/picture">
-            <wp:extent cx="5486400" cy="4148051"/>
+            <wp:extent cx="5486400" cy="1766807"/>
             <wp:docPr id="51" name="Picture 51"/>
             <wp:cNvGraphicFramePr>
               <a:graphicFrameLocks noChangeAspect="1"/>
@@ -2231,11 +2231,11 @@
               <a:graphicData uri="http://schemas.openxmlformats.org/drawingml/2006/picture">
                 <pic:pic>
                   <pic:nvPicPr>
-                    <pic:cNvPr id="0" name="figure_15.png"/>
+                    <pic:cNvPr id="0" name="figure_51.png"/>
                     <pic:cNvPicPr/>
                   </pic:nvPicPr>
                   <pic:blipFill>
-                    <a:blip r:embed="rId23"/>
+                    <a:blip r:embed="rId59"/>
                     <a:stretch>
                       <a:fillRect/>
                     </a:stretch>
@@ -2243,7 +2243,7 @@
                   <pic:spPr>
                     <a:xfrm>
                       <a:off x="0" y="0"/>
-                      <a:ext cx="5486400" cy="4148051"/>
+                      <a:ext cx="5486400" cy="1766807"/>
                     </a:xfrm>
                     <a:prstGeom prst="rect"/>
                   </pic:spPr>
@@ -2266,7 +2266,7 @@
       <w:r>
         <w:drawing>
           <wp:inline xmlns:a="http://schemas.openxmlformats.org/drawingml/2006/main" xmlns:pic="http://schemas.openxmlformats.org/drawingml/2006/picture">
-            <wp:extent cx="5486400" cy="4148051"/>
+            <wp:extent cx="5486400" cy="1766807"/>
             <wp:docPr id="52" name="Picture 52"/>
             <wp:cNvGraphicFramePr>
               <a:graphicFrameLocks noChangeAspect="1"/>
@@ -2275,11 +2275,11 @@
               <a:graphicData uri="http://schemas.openxmlformats.org/drawingml/2006/picture">
                 <pic:pic>
                   <pic:nvPicPr>
-                    <pic:cNvPr id="0" name="figure_15.png"/>
+                    <pic:cNvPr id="0" name="figure_52.png"/>
                     <pic:cNvPicPr/>
                   </pic:nvPicPr>
                   <pic:blipFill>
-                    <a:blip r:embed="rId23"/>
+                    <a:blip r:embed="rId60"/>
                     <a:stretch>
                       <a:fillRect/>
                     </a:stretch>
@@ -2287,7 +2287,7 @@
                   <pic:spPr>
                     <a:xfrm>
                       <a:off x="0" y="0"/>
-                      <a:ext cx="5486400" cy="4148051"/>
+                      <a:ext cx="5486400" cy="1766807"/>
                     </a:xfrm>
                     <a:prstGeom prst="rect"/>
                   </pic:spPr>
@@ -2310,7 +2310,7 @@
       <w:r>
         <w:drawing>
           <wp:inline xmlns:a="http://schemas.openxmlformats.org/drawingml/2006/main" xmlns:pic="http://schemas.openxmlformats.org/drawingml/2006/picture">
-            <wp:extent cx="5486400" cy="4148051"/>
+            <wp:extent cx="5486400" cy="1766807"/>
             <wp:docPr id="53" name="Picture 53"/>
             <wp:cNvGraphicFramePr>
               <a:graphicFrameLocks noChangeAspect="1"/>
@@ -2319,11 +2319,11 @@
               <a:graphicData uri="http://schemas.openxmlformats.org/drawingml/2006/picture">
                 <pic:pic>
                   <pic:nvPicPr>
-                    <pic:cNvPr id="0" name="figure_15.png"/>
+                    <pic:cNvPr id="0" name="figure_53.png"/>
                     <pic:cNvPicPr/>
                   </pic:nvPicPr>
                   <pic:blipFill>
-                    <a:blip r:embed="rId23"/>
+                    <a:blip r:embed="rId61"/>
                     <a:stretch>
                       <a:fillRect/>
                     </a:stretch>
@@ -2331,7 +2331,7 @@
                   <pic:spPr>
                     <a:xfrm>
                       <a:off x="0" y="0"/>
-                      <a:ext cx="5486400" cy="4148051"/>
+                      <a:ext cx="5486400" cy="1766807"/>
                     </a:xfrm>
                     <a:prstGeom prst="rect"/>
                   </pic:spPr>
@@ -2354,7 +2354,7 @@
       <w:r>
         <w:drawing>
           <wp:inline xmlns:a="http://schemas.openxmlformats.org/drawingml/2006/main" xmlns:pic="http://schemas.openxmlformats.org/drawingml/2006/picture">
-            <wp:extent cx="5486400" cy="4148051"/>
+            <wp:extent cx="5486400" cy="1766807"/>
             <wp:docPr id="54" name="Picture 54"/>
             <wp:cNvGraphicFramePr>
               <a:graphicFrameLocks noChangeAspect="1"/>
@@ -2363,11 +2363,11 @@
               <a:graphicData uri="http://schemas.openxmlformats.org/drawingml/2006/picture">
                 <pic:pic>
                   <pic:nvPicPr>
-                    <pic:cNvPr id="0" name="figure_15.png"/>
+                    <pic:cNvPr id="0" name="figure_54.png"/>
                     <pic:cNvPicPr/>
                   </pic:nvPicPr>
                   <pic:blipFill>
-                    <a:blip r:embed="rId23"/>
+                    <a:blip r:embed="rId62"/>
                     <a:stretch>
                       <a:fillRect/>
                     </a:stretch>
@@ -2375,7 +2375,7 @@
                   <pic:spPr>
                     <a:xfrm>
                       <a:off x="0" y="0"/>
-                      <a:ext cx="5486400" cy="4148051"/>
+                      <a:ext cx="5486400" cy="1766807"/>
                     </a:xfrm>
                     <a:prstGeom prst="rect"/>
                   </pic:spPr>
@@ -2398,7 +2398,7 @@
       <w:r>
         <w:drawing>
           <wp:inline xmlns:a="http://schemas.openxmlformats.org/drawingml/2006/main" xmlns:pic="http://schemas.openxmlformats.org/drawingml/2006/picture">
-            <wp:extent cx="5486400" cy="4148051"/>
+            <wp:extent cx="5486400" cy="1766807"/>
             <wp:docPr id="55" name="Picture 55"/>
             <wp:cNvGraphicFramePr>
               <a:graphicFrameLocks noChangeAspect="1"/>
@@ -2407,11 +2407,11 @@
               <a:graphicData uri="http://schemas.openxmlformats.org/drawingml/2006/picture">
                 <pic:pic>
                   <pic:nvPicPr>
-                    <pic:cNvPr id="0" name="figure_15.png"/>
+                    <pic:cNvPr id="0" name="figure_55.png"/>
                     <pic:cNvPicPr/>
                   </pic:nvPicPr>
                   <pic:blipFill>
-                    <a:blip r:embed="rId23"/>
+                    <a:blip r:embed="rId63"/>
                     <a:stretch>
                       <a:fillRect/>
                     </a:stretch>
@@ -2419,7 +2419,7 @@
                   <pic:spPr>
                     <a:xfrm>
                       <a:off x="0" y="0"/>
-                      <a:ext cx="5486400" cy="4148051"/>
+                      <a:ext cx="5486400" cy="1766807"/>
                     </a:xfrm>
                     <a:prstGeom prst="rect"/>
                   </pic:spPr>
@@ -2442,7 +2442,7 @@
       <w:r>
         <w:drawing>
           <wp:inline xmlns:a="http://schemas.openxmlformats.org/drawingml/2006/main" xmlns:pic="http://schemas.openxmlformats.org/drawingml/2006/picture">
-            <wp:extent cx="5486400" cy="4148051"/>
+            <wp:extent cx="5486400" cy="1766807"/>
             <wp:docPr id="56" name="Picture 56"/>
             <wp:cNvGraphicFramePr>
               <a:graphicFrameLocks noChangeAspect="1"/>
@@ -2451,11 +2451,11 @@
               <a:graphicData uri="http://schemas.openxmlformats.org/drawingml/2006/picture">
                 <pic:pic>
                   <pic:nvPicPr>
-                    <pic:cNvPr id="0" name="figure_15.png"/>
+                    <pic:cNvPr id="0" name="figure_56.png"/>
                     <pic:cNvPicPr/>
                   </pic:nvPicPr>
                   <pic:blipFill>
-                    <a:blip r:embed="rId23"/>
+                    <a:blip r:embed="rId64"/>
                     <a:stretch>
                       <a:fillRect/>
                     </a:stretch>
@@ -2463,7 +2463,7 @@
                   <pic:spPr>
                     <a:xfrm>
                       <a:off x="0" y="0"/>
-                      <a:ext cx="5486400" cy="4148051"/>
+                      <a:ext cx="5486400" cy="1766807"/>
                     </a:xfrm>
                     <a:prstGeom prst="rect"/>
                   </pic:spPr>
@@ -2486,7 +2486,7 @@
       <w:r>
         <w:drawing>
           <wp:inline xmlns:a="http://schemas.openxmlformats.org/drawingml/2006/main" xmlns:pic="http://schemas.openxmlformats.org/drawingml/2006/picture">
-            <wp:extent cx="5486400" cy="4148051"/>
+            <wp:extent cx="5486400" cy="1766807"/>
             <wp:docPr id="57" name="Picture 57"/>
             <wp:cNvGraphicFramePr>
               <a:graphicFrameLocks noChangeAspect="1"/>
@@ -2495,11 +2495,11 @@
               <a:graphicData uri="http://schemas.openxmlformats.org/drawingml/2006/picture">
                 <pic:pic>
                   <pic:nvPicPr>
-                    <pic:cNvPr id="0" name="figure_15.png"/>
+                    <pic:cNvPr id="0" name="figure_57.png"/>
                     <pic:cNvPicPr/>
                   </pic:nvPicPr>
                   <pic:blipFill>
-                    <a:blip r:embed="rId23"/>
+                    <a:blip r:embed="rId65"/>
                     <a:stretch>
                       <a:fillRect/>
                     </a:stretch>
@@ -2507,7 +2507,7 @@
                   <pic:spPr>
                     <a:xfrm>
                       <a:off x="0" y="0"/>
-                      <a:ext cx="5486400" cy="4148051"/>
+                      <a:ext cx="5486400" cy="1766807"/>
                     </a:xfrm>
                     <a:prstGeom prst="rect"/>
                   </pic:spPr>
@@ -2530,7 +2530,7 @@
       <w:r>
         <w:drawing>
           <wp:inline xmlns:a="http://schemas.openxmlformats.org/drawingml/2006/main" xmlns:pic="http://schemas.openxmlformats.org/drawingml/2006/picture">
-            <wp:extent cx="5486400" cy="4148051"/>
+            <wp:extent cx="5486400" cy="1766807"/>
             <wp:docPr id="58" name="Picture 58"/>
             <wp:cNvGraphicFramePr>
               <a:graphicFrameLocks noChangeAspect="1"/>
@@ -2539,11 +2539,11 @@
               <a:graphicData uri="http://schemas.openxmlformats.org/drawingml/2006/picture">
                 <pic:pic>
                   <pic:nvPicPr>
-                    <pic:cNvPr id="0" name="figure_15.png"/>
+                    <pic:cNvPr id="0" name="figure_58.png"/>
                     <pic:cNvPicPr/>
                   </pic:nvPicPr>
                   <pic:blipFill>
-                    <a:blip r:embed="rId23"/>
+                    <a:blip r:embed="rId66"/>
                     <a:stretch>
                       <a:fillRect/>
                     </a:stretch>
@@ -2551,7 +2551,7 @@
                   <pic:spPr>
                     <a:xfrm>
                       <a:off x="0" y="0"/>
-                      <a:ext cx="5486400" cy="4148051"/>
+                      <a:ext cx="5486400" cy="1766807"/>
                     </a:xfrm>
                     <a:prstGeom prst="rect"/>
                   </pic:spPr>
@@ -2582,6 +2582,68 @@
         <w:t xml:space="preserve">    - The most predictive features for 'evil' (malicious) are: sus, DnsAnswer, SensorId, DnsQueryNames. The linear regression R² score is 0.26.</w:t>
         <w:br/>
         <w:t xml:space="preserve">    - Overall, the data appear usable for predictive modeling, with adequate coverage and feature variety.</w:t>
+        <w:br/>
+        <w:t xml:space="preserve">    </w:t>
+      </w:r>
+    </w:p>
+    <w:p>
+      <w:pPr>
+        <w:pStyle w:val="Heading2"/>
+      </w:pPr>
+      <w:r>
+        <w:t>Random Forest Feature Importances (Top 15)</w:t>
+      </w:r>
+    </w:p>
+    <w:p>
+      <w:r>
+        <w:drawing>
+          <wp:inline xmlns:a="http://schemas.openxmlformats.org/drawingml/2006/main" xmlns:pic="http://schemas.openxmlformats.org/drawingml/2006/picture">
+            <wp:extent cx="5486400" cy="3272979"/>
+            <wp:docPr id="59" name="Picture 59"/>
+            <wp:cNvGraphicFramePr>
+              <a:graphicFrameLocks noChangeAspect="1"/>
+            </wp:cNvGraphicFramePr>
+            <a:graphic>
+              <a:graphicData uri="http://schemas.openxmlformats.org/drawingml/2006/picture">
+                <pic:pic>
+                  <pic:nvPicPr>
+                    <pic:cNvPr id="0" name="figure_59.png"/>
+                    <pic:cNvPicPr/>
+                  </pic:nvPicPr>
+                  <pic:blipFill>
+                    <a:blip r:embed="rId67"/>
+                    <a:stretch>
+                      <a:fillRect/>
+                    </a:stretch>
+                  </pic:blipFill>
+                  <pic:spPr>
+                    <a:xfrm>
+                      <a:off x="0" y="0"/>
+                      <a:ext cx="5486400" cy="3272979"/>
+                    </a:xfrm>
+                    <a:prstGeom prst="rect"/>
+                  </pic:spPr>
+                </pic:pic>
+              </a:graphicData>
+            </a:graphic>
+          </wp:inline>
+        </w:drawing>
+      </w:r>
+    </w:p>
+    <w:p>
+      <w:pPr>
+        <w:pStyle w:val="Heading1"/>
+      </w:pPr>
+      <w:r>
+        <w:t>Random Forest Model Results</w:t>
+      </w:r>
+    </w:p>
+    <w:p>
+      <w:r>
+        <w:br/>
+        <w:t xml:space="preserve">    A Random Forest classifier was trained to predict the 'evil' label using all numeric features. The final model achieved a test F1-score of 1.000 and ROC-AUC of 1.000. </w:t>
+        <w:br/>
+        <w:t xml:space="preserve">    Feature importance analysis identified the most predictive variables for DNS threat classification (see the corresponding figure).</w:t>
         <w:br/>
         <w:t xml:space="preserve">    </w:t>
       </w:r>
